--- a/Science Books/QED Course/Lesson 40 The Covariant Derivative.docx
+++ b/Science Books/QED Course/Lesson 40 The Covariant Derivative.docx
@@ -58,7 +58,7 @@
     </w:p>
     <w:p>
       <w:pPr>
-        <w:pStyle w:val="Heading1"/>
+        <w:pStyle w:val="Heading2"/>
       </w:pPr>
       <w:r>
         <w:t>How to use this lesson</w:t>
@@ -71,7 +71,7 @@
     </w:p>
     <w:p>
       <w:pPr>
-        <w:pStyle w:val="Heading2"/>
+        <w:pStyle w:val="Heading3"/>
       </w:pPr>
       <w:r>
         <w:t>Learning objectives</w:t>
@@ -143,7 +143,7 @@
     </w:p>
     <w:p>
       <w:pPr>
-        <w:pStyle w:val="Heading2"/>
+        <w:pStyle w:val="Heading3"/>
       </w:pPr>
       <w:r>
         <w:t>Notation and conventions</w:t>
@@ -433,7 +433,7 @@
     </w:tbl>
     <w:p>
       <w:pPr>
-        <w:pStyle w:val="Heading1"/>
+        <w:pStyle w:val="Heading2"/>
       </w:pPr>
       <w:r>
         <w:t>1 The generalized Leibniz rule</w:t>
@@ -441,7 +441,7 @@
     </w:p>
     <w:p>
       <w:pPr>
-        <w:pStyle w:val="Heading2"/>
+        <w:pStyle w:val="Heading3"/>
       </w:pPr>
       <w:r>
         <w:t>1.1 A product of two fields</w:t>
@@ -459,9 +459,114 @@
       </w:pPr>
       <m:oMathPara>
         <m:oMath>
+          <m:sSub>
+            <m:e>
+              <m:r>
+                <m:t xml:space="preserve">D</m:t>
+              </m:r>
+            </m:e>
+            <m:sub>
+              <m:r>
+                <m:t xml:space="preserve">μ</m:t>
+              </m:r>
+            </m:sub>
+          </m:sSub>
+          <m:sSub>
+            <m:e>
+              <m:r>
+                <m:t xml:space="preserve">φ</m:t>
+              </m:r>
+            </m:e>
+            <m:sub>
+              <m:r>
+                <m:t xml:space="preserve">1</m:t>
+              </m:r>
+            </m:sub>
+          </m:sSub>
+          <m:sSub>
+            <m:e>
+              <m:r>
+                <m:t xml:space="preserve">φ</m:t>
+              </m:r>
+            </m:e>
+            <m:sub>
+              <m:r>
+                <m:t xml:space="preserve">2</m:t>
+              </m:r>
+            </m:sub>
+          </m:sSub>
           <m:r>
-            <m:t xml:space="preserve">D_μ(φ₁φ₂) = (D_μφ₁)φ₂ + φ₁(D_μφ₂)</m:t>
+            <m:t xml:space="preserve">=</m:t>
           </m:r>
+          <m:sSub>
+            <m:e>
+              <m:sSub>
+                <m:e>
+                  <m:r>
+                    <m:t xml:space="preserve">D</m:t>
+                  </m:r>
+                </m:e>
+                <m:sub>
+                  <m:r>
+                    <m:t xml:space="preserve">μφ</m:t>
+                  </m:r>
+                </m:sub>
+              </m:sSub>
+            </m:e>
+            <m:sub>
+              <m:r>
+                <m:t xml:space="preserve">1</m:t>
+              </m:r>
+            </m:sub>
+          </m:sSub>
+          <m:sSub>
+            <m:e>
+              <m:r>
+                <m:t xml:space="preserve">φ</m:t>
+              </m:r>
+            </m:e>
+            <m:sub>
+              <m:r>
+                <m:t xml:space="preserve">2</m:t>
+              </m:r>
+            </m:sub>
+          </m:sSub>
+          <m:r>
+            <m:t xml:space="preserve">+</m:t>
+          </m:r>
+          <m:sSub>
+            <m:e>
+              <m:r>
+                <m:t xml:space="preserve">φ</m:t>
+              </m:r>
+            </m:e>
+            <m:sub>
+              <m:r>
+                <m:t xml:space="preserve">1</m:t>
+              </m:r>
+            </m:sub>
+          </m:sSub>
+          <m:sSub>
+            <m:e>
+              <m:sSub>
+                <m:e>
+                  <m:r>
+                    <m:t xml:space="preserve">D</m:t>
+                  </m:r>
+                </m:e>
+                <m:sub>
+                  <m:r>
+                    <m:t xml:space="preserve">μφ</m:t>
+                  </m:r>
+                </m:sub>
+              </m:sSub>
+            </m:e>
+            <m:sub>
+              <m:r>
+                <m:t xml:space="preserve">2</m:t>
+              </m:r>
+            </m:sub>
+          </m:sSub>
         </m:oMath>
       </m:oMathPara>
     </w:p>
@@ -472,7 +577,7 @@
     </w:p>
     <w:p>
       <w:pPr>
-        <w:pStyle w:val="Heading2"/>
+        <w:pStyle w:val="Heading3"/>
       </w:pPr>
       <w:r>
         <w:t>1.2 A conjugate field: the charge flips sign</w:t>
@@ -508,9 +613,63 @@
       </w:pPr>
       <m:oMathPara>
         <m:oMath>
+          <m:sSubSup>
+            <m:e>
+              <m:r>
+                <m:t xml:space="preserve">D</m:t>
+              </m:r>
+            </m:e>
+            <m:sub>
+              <m:r>
+                <m:t xml:space="preserve">μφ</m:t>
+              </m:r>
+            </m:sub>
+            <m:sup>
+              <m:r>
+                <m:t xml:space="preserve">*</m:t>
+              </m:r>
+            </m:sup>
+          </m:sSubSup>
           <m:r>
-            <m:t xml:space="preserve">(D_μφ)^* = ∂_μφ^* − iqA_μφ^*</m:t>
+            <m:t xml:space="preserve">=</m:t>
           </m:r>
+          <m:sSubSup>
+            <m:e>
+              <m:r>
+                <m:t xml:space="preserve">∂</m:t>
+              </m:r>
+            </m:e>
+            <m:sub>
+              <m:r>
+                <m:t xml:space="preserve">μφ</m:t>
+              </m:r>
+            </m:sub>
+            <m:sup>
+              <m:r>
+                <m:t xml:space="preserve">*</m:t>
+              </m:r>
+            </m:sup>
+          </m:sSubSup>
+          <m:r>
+            <m:t xml:space="preserve">−</m:t>
+          </m:r>
+          <m:sSubSup>
+            <m:e>
+              <m:r>
+                <m:t xml:space="preserve">iqA</m:t>
+              </m:r>
+            </m:e>
+            <m:sub>
+              <m:r>
+                <m:t xml:space="preserve">μφ</m:t>
+              </m:r>
+            </m:sub>
+            <m:sup>
+              <m:r>
+                <m:t xml:space="preserve">*</m:t>
+              </m:r>
+            </m:sup>
+          </m:sSubSup>
         </m:oMath>
       </m:oMathPara>
     </w:p>
@@ -535,9 +694,48 @@
       </w:pPr>
       <m:oMathPara>
         <m:oMath>
+          <m:sSub>
+            <m:e>
+              <m:r>
+                <m:t xml:space="preserve">D</m:t>
+              </m:r>
+            </m:e>
+            <m:sub>
+              <m:r>
+                <m:t xml:space="preserve">μψ̄</m:t>
+              </m:r>
+            </m:sub>
+          </m:sSub>
           <m:r>
-            <m:t xml:space="preserve">D_μψ̄ = ∂_μψ̄ − iqA_μψ̄</m:t>
+            <m:t xml:space="preserve">=</m:t>
           </m:r>
+          <m:sSub>
+            <m:e>
+              <m:r>
+                <m:t xml:space="preserve">∂</m:t>
+              </m:r>
+            </m:e>
+            <m:sub>
+              <m:r>
+                <m:t xml:space="preserve">μψ̄</m:t>
+              </m:r>
+            </m:sub>
+          </m:sSub>
+          <m:r>
+            <m:t xml:space="preserve">−</m:t>
+          </m:r>
+          <m:sSub>
+            <m:e>
+              <m:r>
+                <m:t xml:space="preserve">iqA</m:t>
+              </m:r>
+            </m:e>
+            <m:sub>
+              <m:r>
+                <m:t xml:space="preserve">μψ̄</m:t>
+              </m:r>
+            </m:sub>
+          </m:sSub>
         </m:oMath>
       </m:oMathPara>
     </w:p>
@@ -547,10 +745,11 @@
       </w:r>
     </w:p>
     <w:p>
-      <w:pPr>
-        <w:pStyle w:val="Heading3"/>
-      </w:pPr>
       <w:r>
+        <w:rPr>
+          <w:b/>
+          <w:i/>
+        </w:rPr>
         <w:t>Worked example 1</w:t>
       </w:r>
     </w:p>
@@ -561,7 +760,7 @@
     </w:p>
     <w:p>
       <w:pPr>
-        <w:pStyle w:val="Heading1"/>
+        <w:pStyle w:val="Heading2"/>
       </w:pPr>
       <w:r>
         <w:t>2 The commutator [D_μ,D_ν]</w:t>
@@ -569,7 +768,7 @@
     </w:p>
     <w:p>
       <w:pPr>
-        <w:pStyle w:val="Heading2"/>
+        <w:pStyle w:val="Heading3"/>
       </w:pPr>
       <w:r>
         <w:t>2.1 Direct computation</w:t>
@@ -587,9 +786,207 @@
       </w:pPr>
       <m:oMathPara>
         <m:oMath>
+          <m:sSub>
+            <m:e>
+              <m:sSub>
+                <m:e>
+                  <m:r>
+                    <m:t xml:space="preserve">D</m:t>
+                  </m:r>
+                </m:e>
+                <m:sub>
+                  <m:r>
+                    <m:t xml:space="preserve">μD</m:t>
+                  </m:r>
+                </m:sub>
+              </m:sSub>
+            </m:e>
+            <m:sub>
+              <m:r>
+                <m:t xml:space="preserve">νφ</m:t>
+              </m:r>
+            </m:sub>
+          </m:sSub>
           <m:r>
-            <m:t xml:space="preserve">D_μD_νφ = D_μ(∂_νφ + iqA_νφ) = ∂_μ∂_νφ + iq(∂_μA_ν)φ + iqA_ν∂_μφ + iqA_μ∂_νφ − q²A_μA_νφ</m:t>
+            <m:t xml:space="preserve">=</m:t>
           </m:r>
+          <m:sSub>
+            <m:e>
+              <m:r>
+                <m:t xml:space="preserve">D</m:t>
+              </m:r>
+            </m:e>
+            <m:sub>
+              <m:r>
+                <m:t xml:space="preserve">μ</m:t>
+              </m:r>
+            </m:sub>
+          </m:sSub>
+          <m:sSub>
+            <m:e>
+              <m:r>
+                <m:t xml:space="preserve">∂</m:t>
+              </m:r>
+            </m:e>
+            <m:sub>
+              <m:r>
+                <m:t xml:space="preserve">νφ</m:t>
+              </m:r>
+            </m:sub>
+          </m:sSub>
+          <m:r>
+            <m:t xml:space="preserve">+</m:t>
+          </m:r>
+          <m:sSub>
+            <m:e>
+              <m:r>
+                <m:t xml:space="preserve">iqA</m:t>
+              </m:r>
+            </m:e>
+            <m:sub>
+              <m:r>
+                <m:t xml:space="preserve">νφ</m:t>
+              </m:r>
+            </m:sub>
+          </m:sSub>
+          <m:r>
+            <m:t xml:space="preserve">=</m:t>
+          </m:r>
+          <m:sSub>
+            <m:e>
+              <m:sSub>
+                <m:e>
+                  <m:r>
+                    <m:t xml:space="preserve">∂</m:t>
+                  </m:r>
+                </m:e>
+                <m:sub>
+                  <m:r>
+                    <m:t xml:space="preserve">μ∂</m:t>
+                  </m:r>
+                </m:sub>
+              </m:sSub>
+            </m:e>
+            <m:sub>
+              <m:r>
+                <m:t xml:space="preserve">νφ</m:t>
+              </m:r>
+            </m:sub>
+          </m:sSub>
+          <m:r>
+            <m:t xml:space="preserve">+</m:t>
+          </m:r>
+          <m:r>
+            <m:t xml:space="preserve">iq</m:t>
+          </m:r>
+          <m:sSub>
+            <m:e>
+              <m:sSub>
+                <m:e>
+                  <m:r>
+                    <m:t xml:space="preserve">∂</m:t>
+                  </m:r>
+                </m:e>
+                <m:sub>
+                  <m:r>
+                    <m:t xml:space="preserve">μA</m:t>
+                  </m:r>
+                </m:sub>
+              </m:sSub>
+            </m:e>
+            <m:sub>
+              <m:r>
+                <m:t xml:space="preserve">ν</m:t>
+              </m:r>
+            </m:sub>
+          </m:sSub>
+          <m:r>
+            <m:t xml:space="preserve">φ</m:t>
+          </m:r>
+          <m:r>
+            <m:t xml:space="preserve">+</m:t>
+          </m:r>
+          <m:sSub>
+            <m:e>
+              <m:sSub>
+                <m:e>
+                  <m:r>
+                    <m:t xml:space="preserve">iqA</m:t>
+                  </m:r>
+                </m:e>
+                <m:sub>
+                  <m:r>
+                    <m:t xml:space="preserve">ν∂</m:t>
+                  </m:r>
+                </m:sub>
+              </m:sSub>
+            </m:e>
+            <m:sub>
+              <m:r>
+                <m:t xml:space="preserve">μφ</m:t>
+              </m:r>
+            </m:sub>
+          </m:sSub>
+          <m:r>
+            <m:t xml:space="preserve">+</m:t>
+          </m:r>
+          <m:sSub>
+            <m:e>
+              <m:sSub>
+                <m:e>
+                  <m:r>
+                    <m:t xml:space="preserve">iqA</m:t>
+                  </m:r>
+                </m:e>
+                <m:sub>
+                  <m:r>
+                    <m:t xml:space="preserve">μ∂</m:t>
+                  </m:r>
+                </m:sub>
+              </m:sSub>
+            </m:e>
+            <m:sub>
+              <m:r>
+                <m:t xml:space="preserve">νφ</m:t>
+              </m:r>
+            </m:sub>
+          </m:sSub>
+          <m:r>
+            <m:t xml:space="preserve">−</m:t>
+          </m:r>
+          <m:sSup>
+            <m:e>
+              <m:r>
+                <m:t xml:space="preserve">q</m:t>
+              </m:r>
+            </m:e>
+            <m:sup>
+              <m:r>
+                <m:t xml:space="preserve">2</m:t>
+              </m:r>
+            </m:sup>
+          </m:sSup>
+          <m:sSub>
+            <m:e>
+              <m:sSub>
+                <m:e>
+                  <m:r>
+                    <m:t xml:space="preserve">A</m:t>
+                  </m:r>
+                </m:e>
+                <m:sub>
+                  <m:r>
+                    <m:t xml:space="preserve">μA</m:t>
+                  </m:r>
+                </m:sub>
+              </m:sSub>
+            </m:e>
+            <m:sub>
+              <m:r>
+                <m:t xml:space="preserve">νφ</m:t>
+              </m:r>
+            </m:sub>
+          </m:sSub>
         </m:oMath>
       </m:oMathPara>
     </w:p>
@@ -605,9 +1002,165 @@
       </w:pPr>
       <m:oMathPara>
         <m:oMath>
+          <m:sSub>
+            <m:e>
+              <m:sSub>
+                <m:e>
+                  <m:r>
+                    <m:t xml:space="preserve">D</m:t>
+                  </m:r>
+                </m:e>
+                <m:sub>
+                  <m:r>
+                    <m:t xml:space="preserve">νD</m:t>
+                  </m:r>
+                </m:sub>
+              </m:sSub>
+            </m:e>
+            <m:sub>
+              <m:r>
+                <m:t xml:space="preserve">μφ</m:t>
+              </m:r>
+            </m:sub>
+          </m:sSub>
           <m:r>
-            <m:t xml:space="preserve">D_νD_μφ = ∂_ν∂_μφ + iq(∂_νA_μ)φ + iqA_μ∂_νφ + iqA_ν∂_μφ − q²A_νA_μφ</m:t>
+            <m:t xml:space="preserve">=</m:t>
           </m:r>
+          <m:sSub>
+            <m:e>
+              <m:sSub>
+                <m:e>
+                  <m:r>
+                    <m:t xml:space="preserve">∂</m:t>
+                  </m:r>
+                </m:e>
+                <m:sub>
+                  <m:r>
+                    <m:t xml:space="preserve">ν∂</m:t>
+                  </m:r>
+                </m:sub>
+              </m:sSub>
+            </m:e>
+            <m:sub>
+              <m:r>
+                <m:t xml:space="preserve">μφ</m:t>
+              </m:r>
+            </m:sub>
+          </m:sSub>
+          <m:r>
+            <m:t xml:space="preserve">+</m:t>
+          </m:r>
+          <m:r>
+            <m:t xml:space="preserve">iq</m:t>
+          </m:r>
+          <m:sSub>
+            <m:e>
+              <m:sSub>
+                <m:e>
+                  <m:r>
+                    <m:t xml:space="preserve">∂</m:t>
+                  </m:r>
+                </m:e>
+                <m:sub>
+                  <m:r>
+                    <m:t xml:space="preserve">νA</m:t>
+                  </m:r>
+                </m:sub>
+              </m:sSub>
+            </m:e>
+            <m:sub>
+              <m:r>
+                <m:t xml:space="preserve">μ</m:t>
+              </m:r>
+            </m:sub>
+          </m:sSub>
+          <m:r>
+            <m:t xml:space="preserve">φ</m:t>
+          </m:r>
+          <m:r>
+            <m:t xml:space="preserve">+</m:t>
+          </m:r>
+          <m:sSub>
+            <m:e>
+              <m:sSub>
+                <m:e>
+                  <m:r>
+                    <m:t xml:space="preserve">iqA</m:t>
+                  </m:r>
+                </m:e>
+                <m:sub>
+                  <m:r>
+                    <m:t xml:space="preserve">μ∂</m:t>
+                  </m:r>
+                </m:sub>
+              </m:sSub>
+            </m:e>
+            <m:sub>
+              <m:r>
+                <m:t xml:space="preserve">νφ</m:t>
+              </m:r>
+            </m:sub>
+          </m:sSub>
+          <m:r>
+            <m:t xml:space="preserve">+</m:t>
+          </m:r>
+          <m:sSub>
+            <m:e>
+              <m:sSub>
+                <m:e>
+                  <m:r>
+                    <m:t xml:space="preserve">iqA</m:t>
+                  </m:r>
+                </m:e>
+                <m:sub>
+                  <m:r>
+                    <m:t xml:space="preserve">ν∂</m:t>
+                  </m:r>
+                </m:sub>
+              </m:sSub>
+            </m:e>
+            <m:sub>
+              <m:r>
+                <m:t xml:space="preserve">μφ</m:t>
+              </m:r>
+            </m:sub>
+          </m:sSub>
+          <m:r>
+            <m:t xml:space="preserve">−</m:t>
+          </m:r>
+          <m:sSup>
+            <m:e>
+              <m:r>
+                <m:t xml:space="preserve">q</m:t>
+              </m:r>
+            </m:e>
+            <m:sup>
+              <m:r>
+                <m:t xml:space="preserve">2</m:t>
+              </m:r>
+            </m:sup>
+          </m:sSup>
+          <m:sSub>
+            <m:e>
+              <m:sSub>
+                <m:e>
+                  <m:r>
+                    <m:t xml:space="preserve">A</m:t>
+                  </m:r>
+                </m:e>
+                <m:sub>
+                  <m:r>
+                    <m:t xml:space="preserve">νA</m:t>
+                  </m:r>
+                </m:sub>
+              </m:sSub>
+            </m:e>
+            <m:sub>
+              <m:r>
+                <m:t xml:space="preserve">μφ</m:t>
+              </m:r>
+            </m:sub>
+          </m:sSub>
         </m:oMath>
       </m:oMathPara>
     </w:p>
@@ -624,7 +1177,319 @@
       <m:oMathPara>
         <m:oMath>
           <m:r>
-            <m:t xml:space="preserve">[D_μ,D_ν]φ = (∂_μ∂_ν−∂_ν∂_μ)φ + iq[(∂_μA_ν)−(∂_νA_μ)]φ + iq[A_ν∂_μφ+A_μ∂_νφ−A_μ∂_νφ−A_ν∂_μφ] − q²(A_μA_ν−A_νA_μ)φ</m:t>
+            <m:t xml:space="preserve">[</m:t>
+          </m:r>
+          <m:sSub>
+            <m:e>
+              <m:r>
+                <m:t xml:space="preserve">D</m:t>
+              </m:r>
+            </m:e>
+            <m:sub>
+              <m:r>
+                <m:t xml:space="preserve">μ</m:t>
+              </m:r>
+            </m:sub>
+          </m:sSub>
+          <m:r>
+            <m:t xml:space="preserve">,</m:t>
+          </m:r>
+          <m:sSub>
+            <m:e>
+              <m:r>
+                <m:t xml:space="preserve">D</m:t>
+              </m:r>
+            </m:e>
+            <m:sub>
+              <m:r>
+                <m:t xml:space="preserve">ν</m:t>
+              </m:r>
+            </m:sub>
+          </m:sSub>
+          <m:r>
+            <m:t xml:space="preserve">]</m:t>
+          </m:r>
+          <m:r>
+            <m:t xml:space="preserve">φ</m:t>
+          </m:r>
+          <m:r>
+            <m:t xml:space="preserve">=</m:t>
+          </m:r>
+          <m:sSub>
+            <m:e>
+              <m:sSub>
+                <m:e>
+                  <m:r>
+                    <m:t xml:space="preserve">∂</m:t>
+                  </m:r>
+                </m:e>
+                <m:sub>
+                  <m:r>
+                    <m:t xml:space="preserve">μ∂</m:t>
+                  </m:r>
+                </m:sub>
+              </m:sSub>
+            </m:e>
+            <m:sub>
+              <m:r>
+                <m:t xml:space="preserve">ν</m:t>
+              </m:r>
+            </m:sub>
+          </m:sSub>
+          <m:r>
+            <m:t xml:space="preserve">−</m:t>
+          </m:r>
+          <m:sSub>
+            <m:e>
+              <m:sSub>
+                <m:e>
+                  <m:r>
+                    <m:t xml:space="preserve">∂</m:t>
+                  </m:r>
+                </m:e>
+                <m:sub>
+                  <m:r>
+                    <m:t xml:space="preserve">ν∂</m:t>
+                  </m:r>
+                </m:sub>
+              </m:sSub>
+            </m:e>
+            <m:sub>
+              <m:r>
+                <m:t xml:space="preserve">μ</m:t>
+              </m:r>
+            </m:sub>
+          </m:sSub>
+          <m:r>
+            <m:t xml:space="preserve">φ</m:t>
+          </m:r>
+          <m:r>
+            <m:t xml:space="preserve">+</m:t>
+          </m:r>
+          <m:r>
+            <m:t xml:space="preserve">iq</m:t>
+          </m:r>
+          <m:r>
+            <m:t xml:space="preserve">[</m:t>
+          </m:r>
+          <m:sSub>
+            <m:e>
+              <m:sSub>
+                <m:e>
+                  <m:r>
+                    <m:t xml:space="preserve">∂</m:t>
+                  </m:r>
+                </m:e>
+                <m:sub>
+                  <m:r>
+                    <m:t xml:space="preserve">μA</m:t>
+                  </m:r>
+                </m:sub>
+              </m:sSub>
+            </m:e>
+            <m:sub>
+              <m:r>
+                <m:t xml:space="preserve">ν</m:t>
+              </m:r>
+            </m:sub>
+          </m:sSub>
+          <m:r>
+            <m:t xml:space="preserve">−</m:t>
+          </m:r>
+          <m:sSub>
+            <m:e>
+              <m:sSub>
+                <m:e>
+                  <m:r>
+                    <m:t xml:space="preserve">∂</m:t>
+                  </m:r>
+                </m:e>
+                <m:sub>
+                  <m:r>
+                    <m:t xml:space="preserve">νA</m:t>
+                  </m:r>
+                </m:sub>
+              </m:sSub>
+            </m:e>
+            <m:sub>
+              <m:r>
+                <m:t xml:space="preserve">μ</m:t>
+              </m:r>
+            </m:sub>
+          </m:sSub>
+          <m:r>
+            <m:t xml:space="preserve">]</m:t>
+          </m:r>
+          <m:r>
+            <m:t xml:space="preserve">φ</m:t>
+          </m:r>
+          <m:r>
+            <m:t xml:space="preserve">+</m:t>
+          </m:r>
+          <m:r>
+            <m:t xml:space="preserve">iq</m:t>
+          </m:r>
+          <m:r>
+            <m:t xml:space="preserve">[</m:t>
+          </m:r>
+          <m:sSub>
+            <m:e>
+              <m:sSub>
+                <m:e>
+                  <m:r>
+                    <m:t xml:space="preserve">A</m:t>
+                  </m:r>
+                </m:e>
+                <m:sub>
+                  <m:r>
+                    <m:t xml:space="preserve">ν∂</m:t>
+                  </m:r>
+                </m:sub>
+              </m:sSub>
+            </m:e>
+            <m:sub>
+              <m:r>
+                <m:t xml:space="preserve">μφ</m:t>
+              </m:r>
+            </m:sub>
+          </m:sSub>
+          <m:r>
+            <m:t xml:space="preserve">+</m:t>
+          </m:r>
+          <m:sSub>
+            <m:e>
+              <m:sSub>
+                <m:e>
+                  <m:r>
+                    <m:t xml:space="preserve">A</m:t>
+                  </m:r>
+                </m:e>
+                <m:sub>
+                  <m:r>
+                    <m:t xml:space="preserve">μ∂</m:t>
+                  </m:r>
+                </m:sub>
+              </m:sSub>
+            </m:e>
+            <m:sub>
+              <m:r>
+                <m:t xml:space="preserve">νφ</m:t>
+              </m:r>
+            </m:sub>
+          </m:sSub>
+          <m:r>
+            <m:t xml:space="preserve">−</m:t>
+          </m:r>
+          <m:sSub>
+            <m:e>
+              <m:sSub>
+                <m:e>
+                  <m:r>
+                    <m:t xml:space="preserve">A</m:t>
+                  </m:r>
+                </m:e>
+                <m:sub>
+                  <m:r>
+                    <m:t xml:space="preserve">μ∂</m:t>
+                  </m:r>
+                </m:sub>
+              </m:sSub>
+            </m:e>
+            <m:sub>
+              <m:r>
+                <m:t xml:space="preserve">νφ</m:t>
+              </m:r>
+            </m:sub>
+          </m:sSub>
+          <m:r>
+            <m:t xml:space="preserve">−</m:t>
+          </m:r>
+          <m:sSub>
+            <m:e>
+              <m:sSub>
+                <m:e>
+                  <m:r>
+                    <m:t xml:space="preserve">A</m:t>
+                  </m:r>
+                </m:e>
+                <m:sub>
+                  <m:r>
+                    <m:t xml:space="preserve">ν∂</m:t>
+                  </m:r>
+                </m:sub>
+              </m:sSub>
+            </m:e>
+            <m:sub>
+              <m:r>
+                <m:t xml:space="preserve">μφ</m:t>
+              </m:r>
+            </m:sub>
+          </m:sSub>
+          <m:r>
+            <m:t xml:space="preserve">]</m:t>
+          </m:r>
+          <m:r>
+            <m:t xml:space="preserve">−</m:t>
+          </m:r>
+          <m:sSup>
+            <m:e>
+              <m:r>
+                <m:t xml:space="preserve">q</m:t>
+              </m:r>
+            </m:e>
+            <m:sup>
+              <m:r>
+                <m:t xml:space="preserve">2</m:t>
+              </m:r>
+            </m:sup>
+          </m:sSup>
+          <m:sSub>
+            <m:e>
+              <m:sSub>
+                <m:e>
+                  <m:r>
+                    <m:t xml:space="preserve">A</m:t>
+                  </m:r>
+                </m:e>
+                <m:sub>
+                  <m:r>
+                    <m:t xml:space="preserve">μA</m:t>
+                  </m:r>
+                </m:sub>
+              </m:sSub>
+            </m:e>
+            <m:sub>
+              <m:r>
+                <m:t xml:space="preserve">ν</m:t>
+              </m:r>
+            </m:sub>
+          </m:sSub>
+          <m:r>
+            <m:t xml:space="preserve">−</m:t>
+          </m:r>
+          <m:sSub>
+            <m:e>
+              <m:sSub>
+                <m:e>
+                  <m:r>
+                    <m:t xml:space="preserve">A</m:t>
+                  </m:r>
+                </m:e>
+                <m:sub>
+                  <m:r>
+                    <m:t xml:space="preserve">νA</m:t>
+                  </m:r>
+                </m:sub>
+              </m:sSub>
+            </m:e>
+            <m:sub>
+              <m:r>
+                <m:t xml:space="preserve">μ</m:t>
+              </m:r>
+            </m:sub>
+          </m:sSub>
+          <m:r>
+            <m:t xml:space="preserve">φ</m:t>
           </m:r>
         </m:oMath>
       </m:oMathPara>
@@ -636,7 +1501,7 @@
     </w:p>
     <w:p>
       <w:pPr>
-        <w:pStyle w:val="Heading2"/>
+        <w:pStyle w:val="Heading3"/>
       </w:pPr>
       <w:r>
         <w:t>2.2 Result</w:t>
@@ -650,8 +1515,110 @@
       <m:oMathPara>
         <m:oMath>
           <m:r>
-            <m:t xml:space="preserve">[D_μ,D_ν]φ = iq(∂_μA_ν − ∂_νA_μ)φ = iqF_μνφ</m:t>
+            <m:t xml:space="preserve">[</m:t>
           </m:r>
+          <m:sSub>
+            <m:e>
+              <m:r>
+                <m:t xml:space="preserve">D</m:t>
+              </m:r>
+            </m:e>
+            <m:sub>
+              <m:r>
+                <m:t xml:space="preserve">μ</m:t>
+              </m:r>
+            </m:sub>
+          </m:sSub>
+          <m:r>
+            <m:t xml:space="preserve">,</m:t>
+          </m:r>
+          <m:sSub>
+            <m:e>
+              <m:r>
+                <m:t xml:space="preserve">D</m:t>
+              </m:r>
+            </m:e>
+            <m:sub>
+              <m:r>
+                <m:t xml:space="preserve">ν</m:t>
+              </m:r>
+            </m:sub>
+          </m:sSub>
+          <m:r>
+            <m:t xml:space="preserve">]</m:t>
+          </m:r>
+          <m:r>
+            <m:t xml:space="preserve">φ</m:t>
+          </m:r>
+          <m:r>
+            <m:t xml:space="preserve">=</m:t>
+          </m:r>
+          <m:r>
+            <m:t xml:space="preserve">iq</m:t>
+          </m:r>
+          <m:sSub>
+            <m:e>
+              <m:sSub>
+                <m:e>
+                  <m:r>
+                    <m:t xml:space="preserve">∂</m:t>
+                  </m:r>
+                </m:e>
+                <m:sub>
+                  <m:r>
+                    <m:t xml:space="preserve">μA</m:t>
+                  </m:r>
+                </m:sub>
+              </m:sSub>
+            </m:e>
+            <m:sub>
+              <m:r>
+                <m:t xml:space="preserve">ν</m:t>
+              </m:r>
+            </m:sub>
+          </m:sSub>
+          <m:r>
+            <m:t xml:space="preserve">−</m:t>
+          </m:r>
+          <m:sSub>
+            <m:e>
+              <m:sSub>
+                <m:e>
+                  <m:r>
+                    <m:t xml:space="preserve">∂</m:t>
+                  </m:r>
+                </m:e>
+                <m:sub>
+                  <m:r>
+                    <m:t xml:space="preserve">νA</m:t>
+                  </m:r>
+                </m:sub>
+              </m:sSub>
+            </m:e>
+            <m:sub>
+              <m:r>
+                <m:t xml:space="preserve">μ</m:t>
+              </m:r>
+            </m:sub>
+          </m:sSub>
+          <m:r>
+            <m:t xml:space="preserve">φ</m:t>
+          </m:r>
+          <m:r>
+            <m:t xml:space="preserve">=</m:t>
+          </m:r>
+          <m:sSub>
+            <m:e>
+              <m:r>
+                <m:t xml:space="preserve">iqF</m:t>
+              </m:r>
+            </m:e>
+            <m:sub>
+              <m:r>
+                <m:t xml:space="preserve">μνφ</m:t>
+              </m:r>
+            </m:sub>
+          </m:sSub>
         </m:oMath>
       </m:oMathPara>
     </w:p>
@@ -661,10 +1628,11 @@
       </w:r>
     </w:p>
     <w:p>
-      <w:pPr>
-        <w:pStyle w:val="Heading3"/>
-      </w:pPr>
       <w:r>
+        <w:rPr>
+          <w:b/>
+          <w:i/>
+        </w:rPr>
         <w:t>Worked example 2</w:t>
       </w:r>
     </w:p>
@@ -675,7 +1643,7 @@
     </w:p>
     <w:p>
       <w:pPr>
-        <w:pStyle w:val="Heading1"/>
+        <w:pStyle w:val="Heading2"/>
       </w:pPr>
       <w:r>
         <w:t>3 Why F_μν is gauge invariant</w:t>
@@ -683,7 +1651,7 @@
     </w:p>
     <w:p>
       <w:pPr>
-        <w:pStyle w:val="Heading2"/>
+        <w:pStyle w:val="Heading3"/>
       </w:pPr>
       <w:r>
         <w:t>3.1 D_μ itself is not</w:t>
@@ -696,7 +1664,7 @@
     </w:p>
     <w:p>
       <w:pPr>
-        <w:pStyle w:val="Heading2"/>
+        <w:pStyle w:val="Heading3"/>
       </w:pPr>
       <w:r>
         <w:t>3.2 But the commutator is</w:t>
@@ -708,10 +1676,11 @@
       </w:r>
     </w:p>
     <w:p>
-      <w:pPr>
-        <w:pStyle w:val="Heading3"/>
-      </w:pPr>
       <w:r>
+        <w:rPr>
+          <w:b/>
+          <w:i/>
+        </w:rPr>
         <w:t>Worked example 3</w:t>
       </w:r>
     </w:p>
@@ -722,7 +1691,7 @@
     </w:p>
     <w:p>
       <w:pPr>
-        <w:pStyle w:val="Heading1"/>
+        <w:pStyle w:val="Heading2"/>
       </w:pPr>
       <w:r>
         <w:t>4 A first look at curvature</w:t>
@@ -730,7 +1699,7 @@
     </w:p>
     <w:p>
       <w:pPr>
-        <w:pStyle w:val="Heading2"/>
+        <w:pStyle w:val="Heading3"/>
       </w:pPr>
       <w:r>
         <w:t>4.1 D_μ as a connection</w:t>
@@ -743,7 +1712,7 @@
     </w:p>
     <w:p>
       <w:pPr>
-        <w:pStyle w:val="Heading2"/>
+        <w:pStyle w:val="Heading3"/>
       </w:pPr>
       <w:r>
         <w:t>4.2 F_μν as curvature</w:t>
@@ -756,7 +1725,7 @@
     </w:p>
     <w:p>
       <w:pPr>
-        <w:pStyle w:val="Heading2"/>
+        <w:pStyle w:val="Heading3"/>
       </w:pPr>
       <w:r>
         <w:t>4.3 Why QED's field strength is exactly linear in A_μ</w:t>
@@ -768,10 +1737,11 @@
       </w:r>
     </w:p>
     <w:p>
-      <w:pPr>
-        <w:pStyle w:val="Heading3"/>
-      </w:pPr>
       <w:r>
+        <w:rPr>
+          <w:b/>
+          <w:i/>
+        </w:rPr>
         <w:t>Worked example 4</w:t>
       </w:r>
     </w:p>
@@ -782,7 +1752,7 @@
     </w:p>
     <w:p>
       <w:pPr>
-        <w:pStyle w:val="Heading1"/>
+        <w:pStyle w:val="Heading2"/>
       </w:pPr>
       <w:r>
         <w:t>5 A manifestly Hermitian interaction Lagrangian</w:t>
@@ -790,7 +1760,7 @@
     </w:p>
     <w:p>
       <w:pPr>
-        <w:pStyle w:val="Heading2"/>
+        <w:pStyle w:val="Heading3"/>
       </w:pPr>
       <w:r>
         <w:t>5.1 The issue</w:t>
@@ -803,7 +1773,7 @@
     </w:p>
     <w:p>
       <w:pPr>
-        <w:pStyle w:val="Heading2"/>
+        <w:pStyle w:val="Heading3"/>
       </w:pPr>
       <w:r>
         <w:t>5.2 The symmetric form</w:t>
@@ -816,8 +1786,82 @@
       </w:pPr>
       <m:oMathPara>
         <m:oMath>
+          <m:sSub>
+            <m:e>
+              <m:r>
+                <m:t xml:space="preserve">ℒ</m:t>
+              </m:r>
+            </m:e>
+            <m:sub>
+              <m:r>
+                <m:t xml:space="preserve">sym</m:t>
+              </m:r>
+            </m:sub>
+          </m:sSub>
           <m:r>
-            <m:t xml:space="preserve">ℒ_sym = (i/2) [ ψ̄γ^μD_μψ − (D_μψ̄)γ^μψ ]</m:t>
+            <m:t xml:space="preserve">=</m:t>
+          </m:r>
+          <m:f>
+            <m:num>
+              <m:r>
+                <m:t xml:space="preserve">i</m:t>
+              </m:r>
+            </m:num>
+            <m:den>
+              <m:r>
+                <m:t xml:space="preserve">2</m:t>
+              </m:r>
+            </m:den>
+          </m:f>
+          <m:r>
+            <m:t xml:space="preserve">[</m:t>
+          </m:r>
+          <m:sSubSup>
+            <m:e>
+              <m:r>
+                <m:t xml:space="preserve">ψ̄γ</m:t>
+              </m:r>
+            </m:e>
+            <m:sub>
+              <m:r>
+                <m:t xml:space="preserve">μψ</m:t>
+              </m:r>
+            </m:sub>
+            <m:sup>
+              <m:r>
+                <m:t xml:space="preserve">μD</m:t>
+              </m:r>
+            </m:sup>
+          </m:sSubSup>
+          <m:r>
+            <m:t xml:space="preserve">−</m:t>
+          </m:r>
+          <m:sSub>
+            <m:e>
+              <m:r>
+                <m:t xml:space="preserve">D</m:t>
+              </m:r>
+            </m:e>
+            <m:sub>
+              <m:r>
+                <m:t xml:space="preserve">μψ̄</m:t>
+              </m:r>
+            </m:sub>
+          </m:sSub>
+          <m:sSup>
+            <m:e>
+              <m:r>
+                <m:t xml:space="preserve">γ</m:t>
+              </m:r>
+            </m:e>
+            <m:sup>
+              <m:r>
+                <m:t xml:space="preserve">μψ</m:t>
+              </m:r>
+            </m:sup>
+          </m:sSup>
+          <m:r>
+            <m:t xml:space="preserve">]</m:t>
           </m:r>
         </m:oMath>
       </m:oMathPara>
@@ -828,10 +1872,11 @@
       </w:r>
     </w:p>
     <w:p>
-      <w:pPr>
-        <w:pStyle w:val="Heading3"/>
-      </w:pPr>
       <w:r>
+        <w:rPr>
+          <w:b/>
+          <w:i/>
+        </w:rPr>
         <w:t>Worked example 5</w:t>
       </w:r>
     </w:p>
@@ -842,7 +1887,7 @@
     </w:p>
     <w:p>
       <w:pPr>
-        <w:pStyle w:val="Heading1"/>
+        <w:pStyle w:val="Heading2"/>
       </w:pPr>
       <w:r>
         <w:t>6 Connections to QED</w:t>
@@ -1099,7 +2144,7 @@
     </w:p>
     <w:p>
       <w:pPr>
-        <w:pStyle w:val="Heading1"/>
+        <w:pStyle w:val="Heading2"/>
       </w:pPr>
       <w:r>
         <w:t>7 Summary</w:t>
@@ -1212,7 +2257,7 @@
     </w:p>
     <w:p>
       <w:pPr>
-        <w:pStyle w:val="Heading1"/>
+        <w:pStyle w:val="Heading2"/>
       </w:pPr>
       <w:r>
         <w:t>Exercises</w:t>
@@ -1881,7 +2926,7 @@
     </w:tbl>
     <w:p>
       <w:pPr>
-        <w:pStyle w:val="Heading1"/>
+        <w:pStyle w:val="Heading2"/>
       </w:pPr>
       <w:r>
         <w:t>Solutions</w:t>
@@ -2203,7 +3248,7 @@
     </w:p>
     <w:p>
       <w:pPr>
-        <w:pStyle w:val="Heading1"/>
+        <w:pStyle w:val="Heading2"/>
       </w:pPr>
       <w:r>
         <w:t>Mastery checklist</w:t>
@@ -2267,7 +3312,7 @@
     </w:p>
     <w:p>
       <w:pPr>
-        <w:pStyle w:val="Heading1"/>
+        <w:pStyle w:val="Heading2"/>
       </w:pPr>
       <w:r>
         <w:t>Next lesson</w:t>
@@ -2275,7 +3320,7 @@
     </w:p>
     <w:p>
       <w:r>
-        <w:t>Lesson 41 assembles the complete QED Lagrangian, adding the photon's own kinetic term −(1/4)F_μνF^μν to the interacting matter Lagrangian derived in Lesson 39, and confirms that varying it with respect to A_μ reproduces the inhomogeneous Maxwell equation with the electron current as its source.</w:t>
+        <w:t>Stop for the Interlude on Mead's view (A as the phase standard; E and B derived). Then Lesson 41 assembles the complete QED Lagrangian, adding the photon's own kinetic term −(1/4)F_μνF^μν to the interacting matter Lagrangian derived in Lesson 39, and confirms that varying it with respect to A_μ reproduces the inhomogeneous Maxwell equation with the electron current as its source.</w:t>
       </w:r>
     </w:p>
     <w:sectPr>
@@ -2753,14 +3798,15 @@
       <w:keepNext/>
       <w:keepLines/>
       <w:spacing w:before="280" w:after="140"/>
+      <w:jc w:val="center"/>
       <w:outlineLvl w:val="0"/>
     </w:pPr>
     <w:rPr>
-      <w:rFonts w:asciiTheme="majorHAnsi" w:eastAsiaTheme="majorEastAsia" w:hAnsiTheme="majorHAnsi" w:cstheme="majorBidi" w:ascii="Aptos Display" w:hAnsi="Aptos Display"/>
+      <w:rFonts w:asciiTheme="majorHAnsi" w:eastAsiaTheme="majorEastAsia" w:hAnsiTheme="majorHAnsi" w:cstheme="majorBidi" w:ascii="Amazon Ember" w:hAnsi="Amazon Ember" w:eastAsia="Amazon Ember" w:cs="Amazon Ember"/>
       <w:b/>
       <w:bCs/>
-      <w:color w:val="000000"/>
-      <w:sz w:val="40"/>
+      <w:color w:val="0000FF"/>
+      <w:sz w:val="36"/>
       <w:szCs w:val="28"/>
     </w:rPr>
   </w:style>
@@ -2777,14 +3823,15 @@
       <w:keepNext/>
       <w:keepLines/>
       <w:spacing w:before="280" w:after="140"/>
+      <w:jc w:val="center"/>
       <w:outlineLvl w:val="1"/>
     </w:pPr>
     <w:rPr>
-      <w:rFonts w:asciiTheme="majorHAnsi" w:eastAsiaTheme="majorEastAsia" w:hAnsiTheme="majorHAnsi" w:cstheme="majorBidi" w:ascii="Aptos Display" w:hAnsi="Aptos Display"/>
+      <w:rFonts w:asciiTheme="majorHAnsi" w:eastAsiaTheme="majorEastAsia" w:hAnsiTheme="majorHAnsi" w:cstheme="majorBidi" w:ascii="Amazon Ember" w:hAnsi="Amazon Ember" w:eastAsia="Amazon Ember" w:cs="Amazon Ember"/>
       <w:b/>
       <w:bCs/>
-      <w:color w:val="000000"/>
-      <w:sz w:val="30"/>
+      <w:color w:val="0000FF"/>
+      <w:sz w:val="32"/>
       <w:szCs w:val="26"/>
     </w:rPr>
   </w:style>
@@ -2801,14 +3848,15 @@
       <w:keepNext/>
       <w:keepLines/>
       <w:spacing w:before="280" w:after="140"/>
+      <w:jc w:val="center"/>
       <w:outlineLvl w:val="2"/>
     </w:pPr>
     <w:rPr>
-      <w:rFonts w:asciiTheme="majorHAnsi" w:eastAsiaTheme="majorEastAsia" w:hAnsiTheme="majorHAnsi" w:cstheme="majorBidi" w:ascii="Aptos Display" w:hAnsi="Aptos Display"/>
+      <w:rFonts w:asciiTheme="majorHAnsi" w:eastAsiaTheme="majorEastAsia" w:hAnsiTheme="majorHAnsi" w:cstheme="majorBidi" w:ascii="Amazon Ember" w:hAnsi="Amazon Ember" w:eastAsia="Amazon Ember" w:cs="Amazon Ember"/>
       <w:b/>
       <w:bCs/>
-      <w:color w:val="000000"/>
-      <w:sz w:val="24"/>
+      <w:color w:val="0000FF"/>
+      <w:sz w:val="28"/>
     </w:rPr>
   </w:style>
   <w:style w:type="paragraph" w:styleId="Heading4">
@@ -3044,11 +4092,12 @@
       </w:pBdr>
       <w:spacing w:after="140" w:line="240" w:lineRule="auto" w:before="0"/>
       <w:contextualSpacing/>
+      <w:jc w:val="center"/>
     </w:pPr>
     <w:rPr>
-      <w:rFonts w:asciiTheme="majorHAnsi" w:eastAsiaTheme="majorEastAsia" w:hAnsiTheme="majorHAnsi" w:cstheme="majorBidi" w:ascii="Aptos Display" w:hAnsi="Aptos Display"/>
+      <w:rFonts w:asciiTheme="majorHAnsi" w:eastAsiaTheme="majorEastAsia" w:hAnsiTheme="majorHAnsi" w:cstheme="majorBidi" w:ascii="Amazon Ember" w:hAnsi="Amazon Ember" w:eastAsia="Amazon Ember" w:cs="Amazon Ember"/>
       <w:b/>
-      <w:color w:val="000000"/>
+      <w:color w:val="0000FF"/>
       <w:spacing w:val="5"/>
       <w:kern w:val="28"/>
       <w:sz w:val="60"/>
@@ -3083,13 +4132,14 @@
         <w:ilvl w:val="1"/>
       </w:numPr>
       <w:spacing w:before="280" w:after="140"/>
+      <w:jc w:val="center"/>
     </w:pPr>
     <w:rPr>
-      <w:rFonts w:asciiTheme="majorHAnsi" w:eastAsiaTheme="majorEastAsia" w:hAnsiTheme="majorHAnsi" w:cstheme="majorBidi" w:ascii="Aptos Display" w:hAnsi="Aptos Display"/>
-      <w:b w:val="0"/>
+      <w:rFonts w:asciiTheme="majorHAnsi" w:eastAsiaTheme="majorEastAsia" w:hAnsiTheme="majorHAnsi" w:cstheme="majorBidi" w:ascii="Amazon Ember" w:hAnsi="Amazon Ember" w:eastAsia="Amazon Ember" w:cs="Amazon Ember"/>
+      <w:b/>
       <w:i/>
       <w:iCs/>
-      <w:color w:val="000000"/>
+      <w:color w:val="0000FF"/>
       <w:spacing w:val="15"/>
       <w:sz w:val="28"/>
       <w:szCs w:val="24"/>

--- a/Science Books/QED Course/Lesson 40 The Covariant Derivative.docx
+++ b/Science Books/QED Course/Lesson 40 The Covariant Derivative.docx
@@ -471,34 +471,40 @@
               </m:r>
             </m:sub>
           </m:sSub>
-          <m:sSub>
+          <m:d>
+            <m:dPr/>
             <m:e>
-              <m:r>
-                <m:t xml:space="preserve">φ</m:t>
-              </m:r>
+              <m:sSub>
+                <m:e>
+                  <m:r>
+                    <m:t xml:space="preserve">φ</m:t>
+                  </m:r>
+                </m:e>
+                <m:sub>
+                  <m:r>
+                    <m:t xml:space="preserve">1</m:t>
+                  </m:r>
+                </m:sub>
+              </m:sSub>
+              <m:sSub>
+                <m:e>
+                  <m:r>
+                    <m:t xml:space="preserve">φ</m:t>
+                  </m:r>
+                </m:e>
+                <m:sub>
+                  <m:r>
+                    <m:t xml:space="preserve">2</m:t>
+                  </m:r>
+                </m:sub>
+              </m:sSub>
             </m:e>
-            <m:sub>
-              <m:r>
-                <m:t xml:space="preserve">1</m:t>
-              </m:r>
-            </m:sub>
-          </m:sSub>
-          <m:sSub>
-            <m:e>
-              <m:r>
-                <m:t xml:space="preserve">φ</m:t>
-              </m:r>
-            </m:e>
-            <m:sub>
-              <m:r>
-                <m:t xml:space="preserve">2</m:t>
-              </m:r>
-            </m:sub>
-          </m:sSub>
+          </m:d>
           <m:r>
             <m:t xml:space="preserve">=</m:t>
           </m:r>
-          <m:sSub>
+          <m:d>
+            <m:dPr/>
             <m:e>
               <m:sSub>
                 <m:e>
@@ -508,17 +514,24 @@
                 </m:e>
                 <m:sub>
                   <m:r>
-                    <m:t xml:space="preserve">μφ</m:t>
+                    <m:t xml:space="preserve">μ</m:t>
+                  </m:r>
+                </m:sub>
+              </m:sSub>
+              <m:sSub>
+                <m:e>
+                  <m:r>
+                    <m:t xml:space="preserve">φ</m:t>
+                  </m:r>
+                </m:e>
+                <m:sub>
+                  <m:r>
+                    <m:t xml:space="preserve">1</m:t>
                   </m:r>
                 </m:sub>
               </m:sSub>
             </m:e>
-            <m:sub>
-              <m:r>
-                <m:t xml:space="preserve">1</m:t>
-              </m:r>
-            </m:sub>
-          </m:sSub>
+          </m:d>
           <m:sSub>
             <m:e>
               <m:r>
@@ -546,7 +559,8 @@
               </m:r>
             </m:sub>
           </m:sSub>
-          <m:sSub>
+          <m:d>
+            <m:dPr/>
             <m:e>
               <m:sSub>
                 <m:e>
@@ -556,17 +570,24 @@
                 </m:e>
                 <m:sub>
                   <m:r>
-                    <m:t xml:space="preserve">μφ</m:t>
+                    <m:t xml:space="preserve">μ</m:t>
+                  </m:r>
+                </m:sub>
+              </m:sSub>
+              <m:sSub>
+                <m:e>
+                  <m:r>
+                    <m:t xml:space="preserve">φ</m:t>
+                  </m:r>
+                </m:e>
+                <m:sub>
+                  <m:r>
+                    <m:t xml:space="preserve">2</m:t>
                   </m:r>
                 </m:sub>
               </m:sSub>
             </m:e>
-            <m:sub>
-              <m:r>
-                <m:t xml:space="preserve">2</m:t>
-              </m:r>
-            </m:sub>
-          </m:sSub>
+          </m:d>
         </m:oMath>
       </m:oMathPara>
     </w:p>
@@ -613,27 +634,39 @@
       </w:pPr>
       <m:oMathPara>
         <m:oMath>
-          <m:sSubSup>
+          <m:sSup>
             <m:e>
-              <m:r>
-                <m:t xml:space="preserve">D</m:t>
-              </m:r>
+              <m:d>
+                <m:dPr/>
+                <m:e>
+                  <m:sSub>
+                    <m:e>
+                      <m:r>
+                        <m:t xml:space="preserve">D</m:t>
+                      </m:r>
+                    </m:e>
+                    <m:sub>
+                      <m:r>
+                        <m:t xml:space="preserve">μ</m:t>
+                      </m:r>
+                    </m:sub>
+                  </m:sSub>
+                  <m:r>
+                    <m:t xml:space="preserve">φ</m:t>
+                  </m:r>
+                </m:e>
+              </m:d>
             </m:e>
-            <m:sub>
-              <m:r>
-                <m:t xml:space="preserve">μφ</m:t>
-              </m:r>
-            </m:sub>
             <m:sup>
               <m:r>
                 <m:t xml:space="preserve">*</m:t>
               </m:r>
             </m:sup>
-          </m:sSubSup>
+          </m:sSup>
           <m:r>
             <m:t xml:space="preserve">=</m:t>
           </m:r>
-          <m:sSubSup>
+          <m:sSub>
             <m:e>
               <m:r>
                 <m:t xml:space="preserve">∂</m:t>
@@ -641,19 +674,26 @@
             </m:e>
             <m:sub>
               <m:r>
-                <m:t xml:space="preserve">μφ</m:t>
+                <m:t xml:space="preserve">μ</m:t>
               </m:r>
             </m:sub>
+          </m:sSub>
+          <m:sSup>
+            <m:e>
+              <m:r>
+                <m:t xml:space="preserve">φ</m:t>
+              </m:r>
+            </m:e>
             <m:sup>
               <m:r>
                 <m:t xml:space="preserve">*</m:t>
               </m:r>
             </m:sup>
-          </m:sSubSup>
+          </m:sSup>
           <m:r>
             <m:t xml:space="preserve">−</m:t>
           </m:r>
-          <m:sSubSup>
+          <m:sSub>
             <m:e>
               <m:r>
                 <m:t xml:space="preserve">iqA</m:t>
@@ -661,15 +701,22 @@
             </m:e>
             <m:sub>
               <m:r>
-                <m:t xml:space="preserve">μφ</m:t>
+                <m:t xml:space="preserve">μ</m:t>
               </m:r>
             </m:sub>
+          </m:sSub>
+          <m:sSup>
+            <m:e>
+              <m:r>
+                <m:t xml:space="preserve">φ</m:t>
+              </m:r>
+            </m:e>
             <m:sup>
               <m:r>
                 <m:t xml:space="preserve">*</m:t>
               </m:r>
             </m:sup>
-          </m:sSubSup>
+          </m:sSup>
         </m:oMath>
       </m:oMathPara>
     </w:p>
@@ -702,10 +749,13 @@
             </m:e>
             <m:sub>
               <m:r>
-                <m:t xml:space="preserve">μψ̄</m:t>
+                <m:t xml:space="preserve">μ</m:t>
               </m:r>
             </m:sub>
           </m:sSub>
+          <m:r>
+            <m:t xml:space="preserve">ψ̄</m:t>
+          </m:r>
           <m:r>
             <m:t xml:space="preserve">=</m:t>
           </m:r>
@@ -717,10 +767,13 @@
             </m:e>
             <m:sub>
               <m:r>
-                <m:t xml:space="preserve">μψ̄</m:t>
+                <m:t xml:space="preserve">μ</m:t>
               </m:r>
             </m:sub>
           </m:sSub>
+          <m:r>
+            <m:t xml:space="preserve">ψ̄</m:t>
+          </m:r>
           <m:r>
             <m:t xml:space="preserve">−</m:t>
           </m:r>
@@ -732,10 +785,13 @@
             </m:e>
             <m:sub>
               <m:r>
-                <m:t xml:space="preserve">μψ̄</m:t>
+                <m:t xml:space="preserve">μ</m:t>
               </m:r>
             </m:sub>
           </m:sSub>
+          <m:r>
+            <m:t xml:space="preserve">ψ̄</m:t>
+          </m:r>
         </m:oMath>
       </m:oMathPara>
     </w:p>
@@ -788,25 +844,31 @@
         <m:oMath>
           <m:sSub>
             <m:e>
-              <m:sSub>
-                <m:e>
-                  <m:r>
-                    <m:t xml:space="preserve">D</m:t>
-                  </m:r>
-                </m:e>
-                <m:sub>
-                  <m:r>
-                    <m:t xml:space="preserve">μD</m:t>
-                  </m:r>
-                </m:sub>
-              </m:sSub>
+              <m:r>
+                <m:t xml:space="preserve">D</m:t>
+              </m:r>
             </m:e>
             <m:sub>
               <m:r>
-                <m:t xml:space="preserve">νφ</m:t>
+                <m:t xml:space="preserve">μ</m:t>
               </m:r>
             </m:sub>
           </m:sSub>
+          <m:sSub>
+            <m:e>
+              <m:r>
+                <m:t xml:space="preserve">D</m:t>
+              </m:r>
+            </m:e>
+            <m:sub>
+              <m:r>
+                <m:t xml:space="preserve">ν</m:t>
+              </m:r>
+            </m:sub>
+          </m:sSub>
+          <m:r>
+            <m:t xml:space="preserve">φ</m:t>
+          </m:r>
           <m:r>
             <m:t xml:space="preserve">=</m:t>
           </m:r>
@@ -814,6 +876,59 @@
             <m:e>
               <m:r>
                 <m:t xml:space="preserve">D</m:t>
+              </m:r>
+            </m:e>
+            <m:sub>
+              <m:r>
+                <m:t xml:space="preserve">μ</m:t>
+              </m:r>
+            </m:sub>
+          </m:sSub>
+          <m:d>
+            <m:dPr/>
+            <m:e>
+              <m:sSub>
+                <m:e>
+                  <m:r>
+                    <m:t xml:space="preserve">∂</m:t>
+                  </m:r>
+                </m:e>
+                <m:sub>
+                  <m:r>
+                    <m:t xml:space="preserve">ν</m:t>
+                  </m:r>
+                </m:sub>
+              </m:sSub>
+              <m:r>
+                <m:t xml:space="preserve">φ</m:t>
+              </m:r>
+              <m:r>
+                <m:t xml:space="preserve">+</m:t>
+              </m:r>
+              <m:sSub>
+                <m:e>
+                  <m:r>
+                    <m:t xml:space="preserve">iqA</m:t>
+                  </m:r>
+                </m:e>
+                <m:sub>
+                  <m:r>
+                    <m:t xml:space="preserve">ν</m:t>
+                  </m:r>
+                </m:sub>
+              </m:sSub>
+              <m:r>
+                <m:t xml:space="preserve">φ</m:t>
+              </m:r>
+            </m:e>
+          </m:d>
+          <m:r>
+            <m:t xml:space="preserve">=</m:t>
+          </m:r>
+          <m:sSub>
+            <m:e>
+              <m:r>
+                <m:t xml:space="preserve">∂</m:t>
               </m:r>
             </m:e>
             <m:sub>
@@ -830,10 +945,51 @@
             </m:e>
             <m:sub>
               <m:r>
-                <m:t xml:space="preserve">νφ</m:t>
+                <m:t xml:space="preserve">ν</m:t>
               </m:r>
             </m:sub>
           </m:sSub>
+          <m:r>
+            <m:t xml:space="preserve">φ</m:t>
+          </m:r>
+          <m:r>
+            <m:t xml:space="preserve">+</m:t>
+          </m:r>
+          <m:r>
+            <m:t xml:space="preserve">iq</m:t>
+          </m:r>
+          <m:d>
+            <m:dPr/>
+            <m:e>
+              <m:sSub>
+                <m:e>
+                  <m:r>
+                    <m:t xml:space="preserve">∂</m:t>
+                  </m:r>
+                </m:e>
+                <m:sub>
+                  <m:r>
+                    <m:t xml:space="preserve">μ</m:t>
+                  </m:r>
+                </m:sub>
+              </m:sSub>
+              <m:sSub>
+                <m:e>
+                  <m:r>
+                    <m:t xml:space="preserve">A</m:t>
+                  </m:r>
+                </m:e>
+                <m:sub>
+                  <m:r>
+                    <m:t xml:space="preserve">ν</m:t>
+                  </m:r>
+                </m:sub>
+              </m:sSub>
+            </m:e>
+          </m:d>
+          <m:r>
+            <m:t xml:space="preserve">φ</m:t>
+          </m:r>
           <m:r>
             <m:t xml:space="preserve">+</m:t>
           </m:r>
@@ -845,228 +1001,15 @@
             </m:e>
             <m:sub>
               <m:r>
-                <m:t xml:space="preserve">νφ</m:t>
-              </m:r>
-            </m:sub>
-          </m:sSub>
-          <m:r>
-            <m:t xml:space="preserve">=</m:t>
-          </m:r>
-          <m:sSub>
-            <m:e>
-              <m:sSub>
-                <m:e>
-                  <m:r>
-                    <m:t xml:space="preserve">∂</m:t>
-                  </m:r>
-                </m:e>
-                <m:sub>
-                  <m:r>
-                    <m:t xml:space="preserve">μ∂</m:t>
-                  </m:r>
-                </m:sub>
-              </m:sSub>
-            </m:e>
-            <m:sub>
-              <m:r>
-                <m:t xml:space="preserve">νφ</m:t>
-              </m:r>
-            </m:sub>
-          </m:sSub>
-          <m:r>
-            <m:t xml:space="preserve">+</m:t>
-          </m:r>
-          <m:r>
-            <m:t xml:space="preserve">iq</m:t>
-          </m:r>
-          <m:sSub>
-            <m:e>
-              <m:sSub>
-                <m:e>
-                  <m:r>
-                    <m:t xml:space="preserve">∂</m:t>
-                  </m:r>
-                </m:e>
-                <m:sub>
-                  <m:r>
-                    <m:t xml:space="preserve">μA</m:t>
-                  </m:r>
-                </m:sub>
-              </m:sSub>
-            </m:e>
-            <m:sub>
-              <m:r>
                 <m:t xml:space="preserve">ν</m:t>
               </m:r>
             </m:sub>
           </m:sSub>
-          <m:r>
-            <m:t xml:space="preserve">φ</m:t>
-          </m:r>
-          <m:r>
-            <m:t xml:space="preserve">+</m:t>
-          </m:r>
           <m:sSub>
             <m:e>
-              <m:sSub>
-                <m:e>
-                  <m:r>
-                    <m:t xml:space="preserve">iqA</m:t>
-                  </m:r>
-                </m:e>
-                <m:sub>
-                  <m:r>
-                    <m:t xml:space="preserve">ν∂</m:t>
-                  </m:r>
-                </m:sub>
-              </m:sSub>
-            </m:e>
-            <m:sub>
               <m:r>
-                <m:t xml:space="preserve">μφ</m:t>
+                <m:t xml:space="preserve">∂</m:t>
               </m:r>
-            </m:sub>
-          </m:sSub>
-          <m:r>
-            <m:t xml:space="preserve">+</m:t>
-          </m:r>
-          <m:sSub>
-            <m:e>
-              <m:sSub>
-                <m:e>
-                  <m:r>
-                    <m:t xml:space="preserve">iqA</m:t>
-                  </m:r>
-                </m:e>
-                <m:sub>
-                  <m:r>
-                    <m:t xml:space="preserve">μ∂</m:t>
-                  </m:r>
-                </m:sub>
-              </m:sSub>
-            </m:e>
-            <m:sub>
-              <m:r>
-                <m:t xml:space="preserve">νφ</m:t>
-              </m:r>
-            </m:sub>
-          </m:sSub>
-          <m:r>
-            <m:t xml:space="preserve">−</m:t>
-          </m:r>
-          <m:sSup>
-            <m:e>
-              <m:r>
-                <m:t xml:space="preserve">q</m:t>
-              </m:r>
-            </m:e>
-            <m:sup>
-              <m:r>
-                <m:t xml:space="preserve">2</m:t>
-              </m:r>
-            </m:sup>
-          </m:sSup>
-          <m:sSub>
-            <m:e>
-              <m:sSub>
-                <m:e>
-                  <m:r>
-                    <m:t xml:space="preserve">A</m:t>
-                  </m:r>
-                </m:e>
-                <m:sub>
-                  <m:r>
-                    <m:t xml:space="preserve">μA</m:t>
-                  </m:r>
-                </m:sub>
-              </m:sSub>
-            </m:e>
-            <m:sub>
-              <m:r>
-                <m:t xml:space="preserve">νφ</m:t>
-              </m:r>
-            </m:sub>
-          </m:sSub>
-        </m:oMath>
-      </m:oMathPara>
-    </w:p>
-    <w:p>
-      <w:r>
-        <w:t>obtained by applying D_μ = ∂_μ+iqA_μ to each of the two terms ∂_νφ and iqA_νφ in turn, using the ordinary product rule on ∂_μ(A_νφ) = (∂_μA_ν)φ + A_ν∂_μφ, and (iq)² = −q². Interchanging μ and ν,</w:t>
-      </w:r>
-    </w:p>
-    <w:p>
-      <w:pPr>
-        <w:spacing w:before="100" w:after="160"/>
-        <w:jc w:val="center"/>
-      </w:pPr>
-      <m:oMathPara>
-        <m:oMath>
-          <m:sSub>
-            <m:e>
-              <m:sSub>
-                <m:e>
-                  <m:r>
-                    <m:t xml:space="preserve">D</m:t>
-                  </m:r>
-                </m:e>
-                <m:sub>
-                  <m:r>
-                    <m:t xml:space="preserve">νD</m:t>
-                  </m:r>
-                </m:sub>
-              </m:sSub>
-            </m:e>
-            <m:sub>
-              <m:r>
-                <m:t xml:space="preserve">μφ</m:t>
-              </m:r>
-            </m:sub>
-          </m:sSub>
-          <m:r>
-            <m:t xml:space="preserve">=</m:t>
-          </m:r>
-          <m:sSub>
-            <m:e>
-              <m:sSub>
-                <m:e>
-                  <m:r>
-                    <m:t xml:space="preserve">∂</m:t>
-                  </m:r>
-                </m:e>
-                <m:sub>
-                  <m:r>
-                    <m:t xml:space="preserve">ν∂</m:t>
-                  </m:r>
-                </m:sub>
-              </m:sSub>
-            </m:e>
-            <m:sub>
-              <m:r>
-                <m:t xml:space="preserve">μφ</m:t>
-              </m:r>
-            </m:sub>
-          </m:sSub>
-          <m:r>
-            <m:t xml:space="preserve">+</m:t>
-          </m:r>
-          <m:r>
-            <m:t xml:space="preserve">iq</m:t>
-          </m:r>
-          <m:sSub>
-            <m:e>
-              <m:sSub>
-                <m:e>
-                  <m:r>
-                    <m:t xml:space="preserve">∂</m:t>
-                  </m:r>
-                </m:e>
-                <m:sub>
-                  <m:r>
-                    <m:t xml:space="preserve">νA</m:t>
-                  </m:r>
-                </m:sub>
-              </m:sSub>
             </m:e>
             <m:sub>
               <m:r>
@@ -1082,107 +1025,8 @@
           </m:r>
           <m:sSub>
             <m:e>
-              <m:sSub>
-                <m:e>
-                  <m:r>
-                    <m:t xml:space="preserve">iqA</m:t>
-                  </m:r>
-                </m:e>
-                <m:sub>
-                  <m:r>
-                    <m:t xml:space="preserve">μ∂</m:t>
-                  </m:r>
-                </m:sub>
-              </m:sSub>
-            </m:e>
-            <m:sub>
               <m:r>
-                <m:t xml:space="preserve">νφ</m:t>
-              </m:r>
-            </m:sub>
-          </m:sSub>
-          <m:r>
-            <m:t xml:space="preserve">+</m:t>
-          </m:r>
-          <m:sSub>
-            <m:e>
-              <m:sSub>
-                <m:e>
-                  <m:r>
-                    <m:t xml:space="preserve">iqA</m:t>
-                  </m:r>
-                </m:e>
-                <m:sub>
-                  <m:r>
-                    <m:t xml:space="preserve">ν∂</m:t>
-                  </m:r>
-                </m:sub>
-              </m:sSub>
-            </m:e>
-            <m:sub>
-              <m:r>
-                <m:t xml:space="preserve">μφ</m:t>
-              </m:r>
-            </m:sub>
-          </m:sSub>
-          <m:r>
-            <m:t xml:space="preserve">−</m:t>
-          </m:r>
-          <m:sSup>
-            <m:e>
-              <m:r>
-                <m:t xml:space="preserve">q</m:t>
-              </m:r>
-            </m:e>
-            <m:sup>
-              <m:r>
-                <m:t xml:space="preserve">2</m:t>
-              </m:r>
-            </m:sup>
-          </m:sSup>
-          <m:sSub>
-            <m:e>
-              <m:sSub>
-                <m:e>
-                  <m:r>
-                    <m:t xml:space="preserve">A</m:t>
-                  </m:r>
-                </m:e>
-                <m:sub>
-                  <m:r>
-                    <m:t xml:space="preserve">νA</m:t>
-                  </m:r>
-                </m:sub>
-              </m:sSub>
-            </m:e>
-            <m:sub>
-              <m:r>
-                <m:t xml:space="preserve">μφ</m:t>
-              </m:r>
-            </m:sub>
-          </m:sSub>
-        </m:oMath>
-      </m:oMathPara>
-    </w:p>
-    <w:p>
-      <w:r>
-        <w:t>Subtracting,</w:t>
-      </w:r>
-    </w:p>
-    <w:p>
-      <w:pPr>
-        <w:spacing w:before="100" w:after="160"/>
-        <w:jc w:val="center"/>
-      </w:pPr>
-      <m:oMathPara>
-        <m:oMath>
-          <m:r>
-            <m:t xml:space="preserve">[</m:t>
-          </m:r>
-          <m:sSub>
-            <m:e>
-              <m:r>
-                <m:t xml:space="preserve">D</m:t>
+                <m:t xml:space="preserve">iqA</m:t>
               </m:r>
             </m:e>
             <m:sub>
@@ -1191,13 +1035,10 @@
               </m:r>
             </m:sub>
           </m:sSub>
-          <m:r>
-            <m:t xml:space="preserve">,</m:t>
-          </m:r>
           <m:sSub>
             <m:e>
               <m:r>
-                <m:t xml:space="preserve">D</m:t>
+                <m:t xml:space="preserve">∂</m:t>
               </m:r>
             </m:e>
             <m:sub>
@@ -1207,226 +1048,7 @@
             </m:sub>
           </m:sSub>
           <m:r>
-            <m:t xml:space="preserve">]</m:t>
-          </m:r>
-          <m:r>
             <m:t xml:space="preserve">φ</m:t>
-          </m:r>
-          <m:r>
-            <m:t xml:space="preserve">=</m:t>
-          </m:r>
-          <m:sSub>
-            <m:e>
-              <m:sSub>
-                <m:e>
-                  <m:r>
-                    <m:t xml:space="preserve">∂</m:t>
-                  </m:r>
-                </m:e>
-                <m:sub>
-                  <m:r>
-                    <m:t xml:space="preserve">μ∂</m:t>
-                  </m:r>
-                </m:sub>
-              </m:sSub>
-            </m:e>
-            <m:sub>
-              <m:r>
-                <m:t xml:space="preserve">ν</m:t>
-              </m:r>
-            </m:sub>
-          </m:sSub>
-          <m:r>
-            <m:t xml:space="preserve">−</m:t>
-          </m:r>
-          <m:sSub>
-            <m:e>
-              <m:sSub>
-                <m:e>
-                  <m:r>
-                    <m:t xml:space="preserve">∂</m:t>
-                  </m:r>
-                </m:e>
-                <m:sub>
-                  <m:r>
-                    <m:t xml:space="preserve">ν∂</m:t>
-                  </m:r>
-                </m:sub>
-              </m:sSub>
-            </m:e>
-            <m:sub>
-              <m:r>
-                <m:t xml:space="preserve">μ</m:t>
-              </m:r>
-            </m:sub>
-          </m:sSub>
-          <m:r>
-            <m:t xml:space="preserve">φ</m:t>
-          </m:r>
-          <m:r>
-            <m:t xml:space="preserve">+</m:t>
-          </m:r>
-          <m:r>
-            <m:t xml:space="preserve">iq</m:t>
-          </m:r>
-          <m:r>
-            <m:t xml:space="preserve">[</m:t>
-          </m:r>
-          <m:sSub>
-            <m:e>
-              <m:sSub>
-                <m:e>
-                  <m:r>
-                    <m:t xml:space="preserve">∂</m:t>
-                  </m:r>
-                </m:e>
-                <m:sub>
-                  <m:r>
-                    <m:t xml:space="preserve">μA</m:t>
-                  </m:r>
-                </m:sub>
-              </m:sSub>
-            </m:e>
-            <m:sub>
-              <m:r>
-                <m:t xml:space="preserve">ν</m:t>
-              </m:r>
-            </m:sub>
-          </m:sSub>
-          <m:r>
-            <m:t xml:space="preserve">−</m:t>
-          </m:r>
-          <m:sSub>
-            <m:e>
-              <m:sSub>
-                <m:e>
-                  <m:r>
-                    <m:t xml:space="preserve">∂</m:t>
-                  </m:r>
-                </m:e>
-                <m:sub>
-                  <m:r>
-                    <m:t xml:space="preserve">νA</m:t>
-                  </m:r>
-                </m:sub>
-              </m:sSub>
-            </m:e>
-            <m:sub>
-              <m:r>
-                <m:t xml:space="preserve">μ</m:t>
-              </m:r>
-            </m:sub>
-          </m:sSub>
-          <m:r>
-            <m:t xml:space="preserve">]</m:t>
-          </m:r>
-          <m:r>
-            <m:t xml:space="preserve">φ</m:t>
-          </m:r>
-          <m:r>
-            <m:t xml:space="preserve">+</m:t>
-          </m:r>
-          <m:r>
-            <m:t xml:space="preserve">iq</m:t>
-          </m:r>
-          <m:r>
-            <m:t xml:space="preserve">[</m:t>
-          </m:r>
-          <m:sSub>
-            <m:e>
-              <m:sSub>
-                <m:e>
-                  <m:r>
-                    <m:t xml:space="preserve">A</m:t>
-                  </m:r>
-                </m:e>
-                <m:sub>
-                  <m:r>
-                    <m:t xml:space="preserve">ν∂</m:t>
-                  </m:r>
-                </m:sub>
-              </m:sSub>
-            </m:e>
-            <m:sub>
-              <m:r>
-                <m:t xml:space="preserve">μφ</m:t>
-              </m:r>
-            </m:sub>
-          </m:sSub>
-          <m:r>
-            <m:t xml:space="preserve">+</m:t>
-          </m:r>
-          <m:sSub>
-            <m:e>
-              <m:sSub>
-                <m:e>
-                  <m:r>
-                    <m:t xml:space="preserve">A</m:t>
-                  </m:r>
-                </m:e>
-                <m:sub>
-                  <m:r>
-                    <m:t xml:space="preserve">μ∂</m:t>
-                  </m:r>
-                </m:sub>
-              </m:sSub>
-            </m:e>
-            <m:sub>
-              <m:r>
-                <m:t xml:space="preserve">νφ</m:t>
-              </m:r>
-            </m:sub>
-          </m:sSub>
-          <m:r>
-            <m:t xml:space="preserve">−</m:t>
-          </m:r>
-          <m:sSub>
-            <m:e>
-              <m:sSub>
-                <m:e>
-                  <m:r>
-                    <m:t xml:space="preserve">A</m:t>
-                  </m:r>
-                </m:e>
-                <m:sub>
-                  <m:r>
-                    <m:t xml:space="preserve">μ∂</m:t>
-                  </m:r>
-                </m:sub>
-              </m:sSub>
-            </m:e>
-            <m:sub>
-              <m:r>
-                <m:t xml:space="preserve">νφ</m:t>
-              </m:r>
-            </m:sub>
-          </m:sSub>
-          <m:r>
-            <m:t xml:space="preserve">−</m:t>
-          </m:r>
-          <m:sSub>
-            <m:e>
-              <m:sSub>
-                <m:e>
-                  <m:r>
-                    <m:t xml:space="preserve">A</m:t>
-                  </m:r>
-                </m:e>
-                <m:sub>
-                  <m:r>
-                    <m:t xml:space="preserve">ν∂</m:t>
-                  </m:r>
-                </m:sub>
-              </m:sSub>
-            </m:e>
-            <m:sub>
-              <m:r>
-                <m:t xml:space="preserve">μφ</m:t>
-              </m:r>
-            </m:sub>
-          </m:sSub>
-          <m:r>
-            <m:t xml:space="preserve">]</m:t>
           </m:r>
           <m:r>
             <m:t xml:space="preserve">−</m:t>
@@ -1445,6 +1067,124 @@
           </m:sSup>
           <m:sSub>
             <m:e>
+              <m:r>
+                <m:t xml:space="preserve">A</m:t>
+              </m:r>
+            </m:e>
+            <m:sub>
+              <m:r>
+                <m:t xml:space="preserve">μ</m:t>
+              </m:r>
+            </m:sub>
+          </m:sSub>
+          <m:sSub>
+            <m:e>
+              <m:r>
+                <m:t xml:space="preserve">A</m:t>
+              </m:r>
+            </m:e>
+            <m:sub>
+              <m:r>
+                <m:t xml:space="preserve">ν</m:t>
+              </m:r>
+            </m:sub>
+          </m:sSub>
+          <m:r>
+            <m:t xml:space="preserve">φ</m:t>
+          </m:r>
+        </m:oMath>
+      </m:oMathPara>
+    </w:p>
+    <w:p>
+      <w:r>
+        <w:t>obtained by applying D_μ = ∂_μ+iqA_μ to each of the two terms ∂_νφ and iqA_νφ in turn, using the ordinary product rule on ∂_μ(A_νφ) = (∂_μA_ν)φ + A_ν∂_μφ, and (iq)² = −q². Interchanging μ and ν,</w:t>
+      </w:r>
+    </w:p>
+    <w:p>
+      <w:pPr>
+        <w:spacing w:before="100" w:after="160"/>
+        <w:jc w:val="center"/>
+      </w:pPr>
+      <m:oMathPara>
+        <m:oMath>
+          <m:sSub>
+            <m:e>
+              <m:r>
+                <m:t xml:space="preserve">D</m:t>
+              </m:r>
+            </m:e>
+            <m:sub>
+              <m:r>
+                <m:t xml:space="preserve">ν</m:t>
+              </m:r>
+            </m:sub>
+          </m:sSub>
+          <m:sSub>
+            <m:e>
+              <m:r>
+                <m:t xml:space="preserve">D</m:t>
+              </m:r>
+            </m:e>
+            <m:sub>
+              <m:r>
+                <m:t xml:space="preserve">μ</m:t>
+              </m:r>
+            </m:sub>
+          </m:sSub>
+          <m:r>
+            <m:t xml:space="preserve">φ</m:t>
+          </m:r>
+          <m:r>
+            <m:t xml:space="preserve">=</m:t>
+          </m:r>
+          <m:sSub>
+            <m:e>
+              <m:r>
+                <m:t xml:space="preserve">∂</m:t>
+              </m:r>
+            </m:e>
+            <m:sub>
+              <m:r>
+                <m:t xml:space="preserve">ν</m:t>
+              </m:r>
+            </m:sub>
+          </m:sSub>
+          <m:sSub>
+            <m:e>
+              <m:r>
+                <m:t xml:space="preserve">∂</m:t>
+              </m:r>
+            </m:e>
+            <m:sub>
+              <m:r>
+                <m:t xml:space="preserve">μ</m:t>
+              </m:r>
+            </m:sub>
+          </m:sSub>
+          <m:r>
+            <m:t xml:space="preserve">φ</m:t>
+          </m:r>
+          <m:r>
+            <m:t xml:space="preserve">+</m:t>
+          </m:r>
+          <m:r>
+            <m:t xml:space="preserve">iq</m:t>
+          </m:r>
+          <m:d>
+            <m:dPr/>
+            <m:e>
+              <m:sSub>
+                <m:e>
+                  <m:r>
+                    <m:t xml:space="preserve">∂</m:t>
+                  </m:r>
+                </m:e>
+                <m:sub>
+                  <m:r>
+                    <m:t xml:space="preserve">ν</m:t>
+                  </m:r>
+                </m:sub>
+              </m:sSub>
               <m:sSub>
                 <m:e>
                   <m:r>
@@ -1453,10 +1193,35 @@
                 </m:e>
                 <m:sub>
                   <m:r>
-                    <m:t xml:space="preserve">μA</m:t>
+                    <m:t xml:space="preserve">μ</m:t>
                   </m:r>
                 </m:sub>
               </m:sSub>
+            </m:e>
+          </m:d>
+          <m:r>
+            <m:t xml:space="preserve">φ</m:t>
+          </m:r>
+          <m:r>
+            <m:t xml:space="preserve">+</m:t>
+          </m:r>
+          <m:sSub>
+            <m:e>
+              <m:r>
+                <m:t xml:space="preserve">iqA</m:t>
+              </m:r>
+            </m:e>
+            <m:sub>
+              <m:r>
+                <m:t xml:space="preserve">μ</m:t>
+              </m:r>
+            </m:sub>
+          </m:sSub>
+          <m:sSub>
+            <m:e>
+              <m:r>
+                <m:t xml:space="preserve">∂</m:t>
+              </m:r>
             </m:e>
             <m:sub>
               <m:r>
@@ -1465,9 +1230,284 @@
             </m:sub>
           </m:sSub>
           <m:r>
+            <m:t xml:space="preserve">φ</m:t>
+          </m:r>
+          <m:r>
+            <m:t xml:space="preserve">+</m:t>
+          </m:r>
+          <m:sSub>
+            <m:e>
+              <m:r>
+                <m:t xml:space="preserve">iqA</m:t>
+              </m:r>
+            </m:e>
+            <m:sub>
+              <m:r>
+                <m:t xml:space="preserve">ν</m:t>
+              </m:r>
+            </m:sub>
+          </m:sSub>
+          <m:sSub>
+            <m:e>
+              <m:r>
+                <m:t xml:space="preserve">∂</m:t>
+              </m:r>
+            </m:e>
+            <m:sub>
+              <m:r>
+                <m:t xml:space="preserve">μ</m:t>
+              </m:r>
+            </m:sub>
+          </m:sSub>
+          <m:r>
+            <m:t xml:space="preserve">φ</m:t>
+          </m:r>
+          <m:r>
             <m:t xml:space="preserve">−</m:t>
           </m:r>
+          <m:sSup>
+            <m:e>
+              <m:r>
+                <m:t xml:space="preserve">q</m:t>
+              </m:r>
+            </m:e>
+            <m:sup>
+              <m:r>
+                <m:t xml:space="preserve">2</m:t>
+              </m:r>
+            </m:sup>
+          </m:sSup>
           <m:sSub>
+            <m:e>
+              <m:r>
+                <m:t xml:space="preserve">A</m:t>
+              </m:r>
+            </m:e>
+            <m:sub>
+              <m:r>
+                <m:t xml:space="preserve">ν</m:t>
+              </m:r>
+            </m:sub>
+          </m:sSub>
+          <m:sSub>
+            <m:e>
+              <m:r>
+                <m:t xml:space="preserve">A</m:t>
+              </m:r>
+            </m:e>
+            <m:sub>
+              <m:r>
+                <m:t xml:space="preserve">μ</m:t>
+              </m:r>
+            </m:sub>
+          </m:sSub>
+          <m:r>
+            <m:t xml:space="preserve">φ</m:t>
+          </m:r>
+        </m:oMath>
+      </m:oMathPara>
+    </w:p>
+    <w:p>
+      <w:r>
+        <w:t>Subtracting,</w:t>
+      </w:r>
+    </w:p>
+    <w:p>
+      <w:pPr>
+        <w:spacing w:before="100" w:after="160"/>
+        <w:jc w:val="center"/>
+      </w:pPr>
+      <m:oMathPara>
+        <m:oMath>
+          <m:d>
+            <m:dPr>
+              <m:begChr m:val="["/>
+              <m:endChr m:val="]"/>
+            </m:dPr>
+            <m:e>
+              <m:sSub>
+                <m:e>
+                  <m:r>
+                    <m:t xml:space="preserve">D</m:t>
+                  </m:r>
+                </m:e>
+                <m:sub>
+                  <m:r>
+                    <m:t xml:space="preserve">μ</m:t>
+                  </m:r>
+                </m:sub>
+              </m:sSub>
+              <m:r>
+                <m:t xml:space="preserve">,</m:t>
+              </m:r>
+              <m:sSub>
+                <m:e>
+                  <m:r>
+                    <m:t xml:space="preserve">D</m:t>
+                  </m:r>
+                </m:e>
+                <m:sub>
+                  <m:r>
+                    <m:t xml:space="preserve">ν</m:t>
+                  </m:r>
+                </m:sub>
+              </m:sSub>
+            </m:e>
+          </m:d>
+          <m:r>
+            <m:t xml:space="preserve">φ</m:t>
+          </m:r>
+          <m:r>
+            <m:t xml:space="preserve">=</m:t>
+          </m:r>
+          <m:d>
+            <m:dPr/>
+            <m:e>
+              <m:sSub>
+                <m:e>
+                  <m:r>
+                    <m:t xml:space="preserve">∂</m:t>
+                  </m:r>
+                </m:e>
+                <m:sub>
+                  <m:r>
+                    <m:t xml:space="preserve">μ</m:t>
+                  </m:r>
+                </m:sub>
+              </m:sSub>
+              <m:sSub>
+                <m:e>
+                  <m:r>
+                    <m:t xml:space="preserve">∂</m:t>
+                  </m:r>
+                </m:e>
+                <m:sub>
+                  <m:r>
+                    <m:t xml:space="preserve">ν</m:t>
+                  </m:r>
+                </m:sub>
+              </m:sSub>
+              <m:r>
+                <m:t xml:space="preserve">−</m:t>
+              </m:r>
+              <m:sSub>
+                <m:e>
+                  <m:r>
+                    <m:t xml:space="preserve">∂</m:t>
+                  </m:r>
+                </m:e>
+                <m:sub>
+                  <m:r>
+                    <m:t xml:space="preserve">ν</m:t>
+                  </m:r>
+                </m:sub>
+              </m:sSub>
+              <m:sSub>
+                <m:e>
+                  <m:r>
+                    <m:t xml:space="preserve">∂</m:t>
+                  </m:r>
+                </m:e>
+                <m:sub>
+                  <m:r>
+                    <m:t xml:space="preserve">μ</m:t>
+                  </m:r>
+                </m:sub>
+              </m:sSub>
+            </m:e>
+          </m:d>
+          <m:r>
+            <m:t xml:space="preserve">φ</m:t>
+          </m:r>
+          <m:r>
+            <m:t xml:space="preserve">+</m:t>
+          </m:r>
+          <m:r>
+            <m:t xml:space="preserve">iq</m:t>
+          </m:r>
+          <m:d>
+            <m:dPr>
+              <m:begChr m:val="["/>
+              <m:endChr m:val="]"/>
+            </m:dPr>
+            <m:e>
+              <m:d>
+                <m:dPr/>
+                <m:e>
+                  <m:sSub>
+                    <m:e>
+                      <m:r>
+                        <m:t xml:space="preserve">∂</m:t>
+                      </m:r>
+                    </m:e>
+                    <m:sub>
+                      <m:r>
+                        <m:t xml:space="preserve">μ</m:t>
+                      </m:r>
+                    </m:sub>
+                  </m:sSub>
+                  <m:sSub>
+                    <m:e>
+                      <m:r>
+                        <m:t xml:space="preserve">A</m:t>
+                      </m:r>
+                    </m:e>
+                    <m:sub>
+                      <m:r>
+                        <m:t xml:space="preserve">ν</m:t>
+                      </m:r>
+                    </m:sub>
+                  </m:sSub>
+                </m:e>
+              </m:d>
+              <m:r>
+                <m:t xml:space="preserve">−</m:t>
+              </m:r>
+              <m:d>
+                <m:dPr/>
+                <m:e>
+                  <m:sSub>
+                    <m:e>
+                      <m:r>
+                        <m:t xml:space="preserve">∂</m:t>
+                      </m:r>
+                    </m:e>
+                    <m:sub>
+                      <m:r>
+                        <m:t xml:space="preserve">ν</m:t>
+                      </m:r>
+                    </m:sub>
+                  </m:sSub>
+                  <m:sSub>
+                    <m:e>
+                      <m:r>
+                        <m:t xml:space="preserve">A</m:t>
+                      </m:r>
+                    </m:e>
+                    <m:sub>
+                      <m:r>
+                        <m:t xml:space="preserve">μ</m:t>
+                      </m:r>
+                    </m:sub>
+                  </m:sSub>
+                </m:e>
+              </m:d>
+            </m:e>
+          </m:d>
+          <m:r>
+            <m:t xml:space="preserve">φ</m:t>
+          </m:r>
+          <m:r>
+            <m:t xml:space="preserve">+</m:t>
+          </m:r>
+          <m:r>
+            <m:t xml:space="preserve">iq</m:t>
+          </m:r>
+          <m:d>
+            <m:dPr>
+              <m:begChr m:val="["/>
+              <m:endChr m:val="]"/>
+            </m:dPr>
             <m:e>
               <m:sSub>
                 <m:e>
@@ -1477,17 +1517,188 @@
                 </m:e>
                 <m:sub>
                   <m:r>
-                    <m:t xml:space="preserve">νA</m:t>
+                    <m:t xml:space="preserve">ν</m:t>
+                  </m:r>
+                </m:sub>
+              </m:sSub>
+              <m:sSub>
+                <m:e>
+                  <m:r>
+                    <m:t xml:space="preserve">∂</m:t>
+                  </m:r>
+                </m:e>
+                <m:sub>
+                  <m:r>
+                    <m:t xml:space="preserve">μ</m:t>
+                  </m:r>
+                </m:sub>
+              </m:sSub>
+              <m:r>
+                <m:t xml:space="preserve">φ</m:t>
+              </m:r>
+              <m:r>
+                <m:t xml:space="preserve">+</m:t>
+              </m:r>
+              <m:sSub>
+                <m:e>
+                  <m:r>
+                    <m:t xml:space="preserve">A</m:t>
+                  </m:r>
+                </m:e>
+                <m:sub>
+                  <m:r>
+                    <m:t xml:space="preserve">μ</m:t>
+                  </m:r>
+                </m:sub>
+              </m:sSub>
+              <m:sSub>
+                <m:e>
+                  <m:r>
+                    <m:t xml:space="preserve">∂</m:t>
+                  </m:r>
+                </m:e>
+                <m:sub>
+                  <m:r>
+                    <m:t xml:space="preserve">ν</m:t>
+                  </m:r>
+                </m:sub>
+              </m:sSub>
+              <m:r>
+                <m:t xml:space="preserve">φ</m:t>
+              </m:r>
+              <m:r>
+                <m:t xml:space="preserve">−</m:t>
+              </m:r>
+              <m:sSub>
+                <m:e>
+                  <m:r>
+                    <m:t xml:space="preserve">A</m:t>
+                  </m:r>
+                </m:e>
+                <m:sub>
+                  <m:r>
+                    <m:t xml:space="preserve">μ</m:t>
+                  </m:r>
+                </m:sub>
+              </m:sSub>
+              <m:sSub>
+                <m:e>
+                  <m:r>
+                    <m:t xml:space="preserve">∂</m:t>
+                  </m:r>
+                </m:e>
+                <m:sub>
+                  <m:r>
+                    <m:t xml:space="preserve">ν</m:t>
+                  </m:r>
+                </m:sub>
+              </m:sSub>
+              <m:r>
+                <m:t xml:space="preserve">φ</m:t>
+              </m:r>
+              <m:r>
+                <m:t xml:space="preserve">−</m:t>
+              </m:r>
+              <m:sSub>
+                <m:e>
+                  <m:r>
+                    <m:t xml:space="preserve">A</m:t>
+                  </m:r>
+                </m:e>
+                <m:sub>
+                  <m:r>
+                    <m:t xml:space="preserve">ν</m:t>
+                  </m:r>
+                </m:sub>
+              </m:sSub>
+              <m:sSub>
+                <m:e>
+                  <m:r>
+                    <m:t xml:space="preserve">∂</m:t>
+                  </m:r>
+                </m:e>
+                <m:sub>
+                  <m:r>
+                    <m:t xml:space="preserve">μ</m:t>
+                  </m:r>
+                </m:sub>
+              </m:sSub>
+              <m:r>
+                <m:t xml:space="preserve">φ</m:t>
+              </m:r>
+            </m:e>
+          </m:d>
+          <m:r>
+            <m:t xml:space="preserve">−</m:t>
+          </m:r>
+          <m:sSup>
+            <m:e>
+              <m:r>
+                <m:t xml:space="preserve">q</m:t>
+              </m:r>
+            </m:e>
+            <m:sup>
+              <m:r>
+                <m:t xml:space="preserve">2</m:t>
+              </m:r>
+            </m:sup>
+          </m:sSup>
+          <m:d>
+            <m:dPr/>
+            <m:e>
+              <m:sSub>
+                <m:e>
+                  <m:r>
+                    <m:t xml:space="preserve">A</m:t>
+                  </m:r>
+                </m:e>
+                <m:sub>
+                  <m:r>
+                    <m:t xml:space="preserve">μ</m:t>
+                  </m:r>
+                </m:sub>
+              </m:sSub>
+              <m:sSub>
+                <m:e>
+                  <m:r>
+                    <m:t xml:space="preserve">A</m:t>
+                  </m:r>
+                </m:e>
+                <m:sub>
+                  <m:r>
+                    <m:t xml:space="preserve">ν</m:t>
+                  </m:r>
+                </m:sub>
+              </m:sSub>
+              <m:r>
+                <m:t xml:space="preserve">−</m:t>
+              </m:r>
+              <m:sSub>
+                <m:e>
+                  <m:r>
+                    <m:t xml:space="preserve">A</m:t>
+                  </m:r>
+                </m:e>
+                <m:sub>
+                  <m:r>
+                    <m:t xml:space="preserve">ν</m:t>
+                  </m:r>
+                </m:sub>
+              </m:sSub>
+              <m:sSub>
+                <m:e>
+                  <m:r>
+                    <m:t xml:space="preserve">A</m:t>
+                  </m:r>
+                </m:e>
+                <m:sub>
+                  <m:r>
+                    <m:t xml:space="preserve">μ</m:t>
                   </m:r>
                 </m:sub>
               </m:sSub>
             </m:e>
-            <m:sub>
-              <m:r>
-                <m:t xml:space="preserve">μ</m:t>
-              </m:r>
-            </m:sub>
-          </m:sSub>
+          </m:d>
           <m:r>
             <m:t xml:space="preserve">φ</m:t>
           </m:r>
@@ -1514,39 +1725,41 @@
       </w:pPr>
       <m:oMathPara>
         <m:oMath>
-          <m:r>
-            <m:t xml:space="preserve">[</m:t>
-          </m:r>
-          <m:sSub>
+          <m:d>
+            <m:dPr>
+              <m:begChr m:val="["/>
+              <m:endChr m:val="]"/>
+            </m:dPr>
             <m:e>
+              <m:sSub>
+                <m:e>
+                  <m:r>
+                    <m:t xml:space="preserve">D</m:t>
+                  </m:r>
+                </m:e>
+                <m:sub>
+                  <m:r>
+                    <m:t xml:space="preserve">μ</m:t>
+                  </m:r>
+                </m:sub>
+              </m:sSub>
               <m:r>
-                <m:t xml:space="preserve">D</m:t>
+                <m:t xml:space="preserve">,</m:t>
               </m:r>
+              <m:sSub>
+                <m:e>
+                  <m:r>
+                    <m:t xml:space="preserve">D</m:t>
+                  </m:r>
+                </m:e>
+                <m:sub>
+                  <m:r>
+                    <m:t xml:space="preserve">ν</m:t>
+                  </m:r>
+                </m:sub>
+              </m:sSub>
             </m:e>
-            <m:sub>
-              <m:r>
-                <m:t xml:space="preserve">μ</m:t>
-              </m:r>
-            </m:sub>
-          </m:sSub>
-          <m:r>
-            <m:t xml:space="preserve">,</m:t>
-          </m:r>
-          <m:sSub>
-            <m:e>
-              <m:r>
-                <m:t xml:space="preserve">D</m:t>
-              </m:r>
-            </m:e>
-            <m:sub>
-              <m:r>
-                <m:t xml:space="preserve">ν</m:t>
-              </m:r>
-            </m:sub>
-          </m:sSub>
-          <m:r>
-            <m:t xml:space="preserve">]</m:t>
-          </m:r>
+          </m:d>
           <m:r>
             <m:t xml:space="preserve">φ</m:t>
           </m:r>
@@ -1556,7 +1769,8 @@
           <m:r>
             <m:t xml:space="preserve">iq</m:t>
           </m:r>
-          <m:sSub>
+          <m:d>
+            <m:dPr/>
             <m:e>
               <m:sSub>
                 <m:e>
@@ -1566,22 +1780,25 @@
                 </m:e>
                 <m:sub>
                   <m:r>
-                    <m:t xml:space="preserve">μA</m:t>
+                    <m:t xml:space="preserve">μ</m:t>
                   </m:r>
                 </m:sub>
               </m:sSub>
-            </m:e>
-            <m:sub>
+              <m:sSub>
+                <m:e>
+                  <m:r>
+                    <m:t xml:space="preserve">A</m:t>
+                  </m:r>
+                </m:e>
+                <m:sub>
+                  <m:r>
+                    <m:t xml:space="preserve">ν</m:t>
+                  </m:r>
+                </m:sub>
+              </m:sSub>
               <m:r>
-                <m:t xml:space="preserve">ν</m:t>
+                <m:t xml:space="preserve">−</m:t>
               </m:r>
-            </m:sub>
-          </m:sSub>
-          <m:r>
-            <m:t xml:space="preserve">−</m:t>
-          </m:r>
-          <m:sSub>
-            <m:e>
               <m:sSub>
                 <m:e>
                   <m:r>
@@ -1590,17 +1807,24 @@
                 </m:e>
                 <m:sub>
                   <m:r>
-                    <m:t xml:space="preserve">νA</m:t>
+                    <m:t xml:space="preserve">ν</m:t>
+                  </m:r>
+                </m:sub>
+              </m:sSub>
+              <m:sSub>
+                <m:e>
+                  <m:r>
+                    <m:t xml:space="preserve">A</m:t>
+                  </m:r>
+                </m:e>
+                <m:sub>
+                  <m:r>
+                    <m:t xml:space="preserve">μ</m:t>
                   </m:r>
                 </m:sub>
               </m:sSub>
             </m:e>
-            <m:sub>
-              <m:r>
-                <m:t xml:space="preserve">μ</m:t>
-              </m:r>
-            </m:sub>
-          </m:sSub>
+          </m:d>
           <m:r>
             <m:t xml:space="preserve">φ</m:t>
           </m:r>
@@ -1615,10 +1839,13 @@
             </m:e>
             <m:sub>
               <m:r>
-                <m:t xml:space="preserve">μνφ</m:t>
+                <m:t xml:space="preserve">μν</m:t>
               </m:r>
             </m:sub>
           </m:sSub>
+          <m:r>
+            <m:t xml:space="preserve">φ</m:t>
+          </m:r>
         </m:oMath>
       </m:oMathPara>
     </w:p>
@@ -1814,55 +2041,81 @@
             </m:den>
           </m:f>
           <m:r>
-            <m:t xml:space="preserve">[</m:t>
+            <m:t xml:space="preserve"> </m:t>
           </m:r>
-          <m:sSubSup>
+          <m:d>
+            <m:dPr>
+              <m:begChr m:val="["/>
+              <m:endChr m:val="]"/>
+            </m:dPr>
             <m:e>
+              <m:sSup>
+                <m:e>
+                  <m:r>
+                    <m:t xml:space="preserve">ψ̄γ</m:t>
+                  </m:r>
+                </m:e>
+                <m:sup>
+                  <m:r>
+                    <m:t xml:space="preserve">μ</m:t>
+                  </m:r>
+                </m:sup>
+              </m:sSup>
+              <m:sSub>
+                <m:e>
+                  <m:r>
+                    <m:t xml:space="preserve">D</m:t>
+                  </m:r>
+                </m:e>
+                <m:sub>
+                  <m:r>
+                    <m:t xml:space="preserve">μ</m:t>
+                  </m:r>
+                </m:sub>
+              </m:sSub>
               <m:r>
-                <m:t xml:space="preserve">ψ̄γ</m:t>
+                <m:t xml:space="preserve">ψ</m:t>
+              </m:r>
+              <m:r>
+                <m:t xml:space="preserve">−</m:t>
+              </m:r>
+              <m:d>
+                <m:dPr/>
+                <m:e>
+                  <m:sSub>
+                    <m:e>
+                      <m:r>
+                        <m:t xml:space="preserve">D</m:t>
+                      </m:r>
+                    </m:e>
+                    <m:sub>
+                      <m:r>
+                        <m:t xml:space="preserve">μ</m:t>
+                      </m:r>
+                    </m:sub>
+                  </m:sSub>
+                  <m:r>
+                    <m:t xml:space="preserve">ψ̄</m:t>
+                  </m:r>
+                </m:e>
+              </m:d>
+              <m:sSup>
+                <m:e>
+                  <m:r>
+                    <m:t xml:space="preserve">γ</m:t>
+                  </m:r>
+                </m:e>
+                <m:sup>
+                  <m:r>
+                    <m:t xml:space="preserve">μ</m:t>
+                  </m:r>
+                </m:sup>
+              </m:sSup>
+              <m:r>
+                <m:t xml:space="preserve">ψ</m:t>
               </m:r>
             </m:e>
-            <m:sub>
-              <m:r>
-                <m:t xml:space="preserve">μψ</m:t>
-              </m:r>
-            </m:sub>
-            <m:sup>
-              <m:r>
-                <m:t xml:space="preserve">μD</m:t>
-              </m:r>
-            </m:sup>
-          </m:sSubSup>
-          <m:r>
-            <m:t xml:space="preserve">−</m:t>
-          </m:r>
-          <m:sSub>
-            <m:e>
-              <m:r>
-                <m:t xml:space="preserve">D</m:t>
-              </m:r>
-            </m:e>
-            <m:sub>
-              <m:r>
-                <m:t xml:space="preserve">μψ̄</m:t>
-              </m:r>
-            </m:sub>
-          </m:sSub>
-          <m:sSup>
-            <m:e>
-              <m:r>
-                <m:t xml:space="preserve">γ</m:t>
-              </m:r>
-            </m:e>
-            <m:sup>
-              <m:r>
-                <m:t xml:space="preserve">μψ</m:t>
-              </m:r>
-            </m:sup>
-          </m:sSup>
-          <m:r>
-            <m:t xml:space="preserve">]</m:t>
-          </m:r>
+          </m:d>
         </m:oMath>
       </m:oMathPara>
     </w:p>
